--- a/Лабораторная работа №2.docx
+++ b/Лабораторная работа №2.docx
@@ -197,19 +197,7 @@
           <w:sz w:val="28"/>
           <w:szCs w:val="28"/>
         </w:rPr>
-        <w:t>Лабораторная работа №</w:t>
-      </w:r>
-      <w:r>
-        <w:rPr>
-          <w:rFonts w:eastAsia="Times New Roman" w:cs="Times New Roman" w:ascii="Times New Roman" w:hAnsi="Times New Roman"/>
-          <w:b w:val="false"/>
-          <w:bCs w:val="false"/>
-          <w:i w:val="false"/>
-          <w:iCs w:val="false"/>
-          <w:sz w:val="28"/>
-          <w:szCs w:val="28"/>
-        </w:rPr>
-        <w:t>2</w:t>
+        <w:t>Лабораторная работа №2</w:t>
       </w:r>
     </w:p>
     <w:p>
@@ -330,31 +318,7 @@
           <w:sz w:val="28"/>
           <w:szCs w:val="28"/>
         </w:rPr>
-        <w:t>«</w:t>
-      </w:r>
-      <w:r>
-        <w:rPr>
-          <w:rFonts w:eastAsia="Times New Roman" w:cs="Times New Roman" w:ascii="Times New Roman" w:hAnsi="Times New Roman"/>
-          <w:b w:val="false"/>
-          <w:bCs w:val="false"/>
-          <w:i w:val="false"/>
-          <w:iCs w:val="false"/>
-          <w:sz w:val="28"/>
-          <w:szCs w:val="28"/>
-        </w:rPr>
-        <w:t>Прикладные информационные системы</w:t>
-      </w:r>
-      <w:r>
-        <w:rPr>
-          <w:rFonts w:eastAsia="Times New Roman" w:cs="Times New Roman" w:ascii="Times New Roman" w:hAnsi="Times New Roman"/>
-          <w:b w:val="false"/>
-          <w:bCs w:val="false"/>
-          <w:i w:val="false"/>
-          <w:iCs w:val="false"/>
-          <w:sz w:val="28"/>
-          <w:szCs w:val="28"/>
-        </w:rPr>
-        <w:t>»</w:t>
+        <w:t>«Прикладные информационные системы»</w:t>
       </w:r>
     </w:p>
     <w:p>
@@ -466,31 +430,7 @@
         </w:rPr>
         <w:t xml:space="preserve">Выполнил:   </w:t>
         <w:tab/>
-        <w:t xml:space="preserve">                                                     </w:t>
-      </w:r>
-      <w:r>
-        <w:rPr>
-          <w:rFonts w:eastAsia="Times New Roman" w:cs="Times New Roman" w:ascii="Times New Roman" w:hAnsi="Times New Roman"/>
-          <w:b w:val="false"/>
-          <w:bCs w:val="false"/>
-          <w:i w:val="false"/>
-          <w:iCs w:val="false"/>
-          <w:sz w:val="28"/>
-          <w:szCs w:val="28"/>
-        </w:rPr>
-        <w:t>Максимов М.М</w:t>
-      </w:r>
-      <w:r>
-        <w:rPr>
-          <w:rFonts w:eastAsia="Times New Roman" w:cs="Times New Roman" w:ascii="Times New Roman" w:hAnsi="Times New Roman"/>
-          <w:b w:val="false"/>
-          <w:bCs w:val="false"/>
-          <w:i w:val="false"/>
-          <w:iCs w:val="false"/>
-          <w:sz w:val="28"/>
-          <w:szCs w:val="28"/>
-        </w:rPr>
-        <w:t>.</w:t>
+        <w:t xml:space="preserve">                                                     Максимов М.М.</w:t>
       </w:r>
     </w:p>
     <w:p>
@@ -637,19 +577,7 @@
           <w:sz w:val="28"/>
           <w:szCs w:val="28"/>
         </w:rPr>
-        <w:t>Москва, 202</w:t>
-      </w:r>
-      <w:r>
-        <w:rPr>
-          <w:rFonts w:eastAsia="Times New Roman" w:cs="Times New Roman" w:ascii="Times New Roman" w:hAnsi="Times New Roman"/>
-          <w:b w:val="false"/>
-          <w:bCs w:val="false"/>
-          <w:i w:val="false"/>
-          <w:iCs w:val="false"/>
-          <w:sz w:val="28"/>
-          <w:szCs w:val="28"/>
-        </w:rPr>
-        <w:t>6</w:t>
+        <w:t>Москва, 2026</w:t>
       </w:r>
     </w:p>
     <w:p>
@@ -690,6 +618,7 @@
     <w:p>
       <w:pPr>
         <w:pStyle w:val="Normal"/>
+        <w:spacing w:before="0" w:after="160"/>
         <w:rPr/>
       </w:pPr>
       <w:r>
@@ -719,26 +648,27 @@
           </w:r>
           <w:r>
             <w:rPr>
-              <w:rStyle w:val="IndexLink"/>
+              <w:rStyle w:val="Style10"/>
             </w:rPr>
             <w:instrText xml:space="preserve"> TOC \f \o "1-9" \h</w:instrText>
           </w:r>
           <w:r>
             <w:rPr>
-              <w:rStyle w:val="IndexLink"/>
+              <w:rStyle w:val="Style10"/>
             </w:rPr>
             <w:fldChar w:fldCharType="separate"/>
           </w:r>
-          <w:hyperlink w:anchor="__RefHeading___Toc5780_2083151864" w:tooltip="Цель работы">
-            <w:r>
-              <w:rPr>
-                <w:rStyle w:val="IndexLink"/>
-              </w:rPr>
-              <w:t>Цель работы</w:t>
-              <w:tab/>
-              <w:t>2</w:t>
-            </w:r>
-          </w:hyperlink>
+          <w:r>
+            <w:rPr>
+              <w:rStyle w:val="Style10"/>
+            </w:rPr>
+            <w:t>Цель работы</w:t>
+          </w:r>
+          <w:r>
+            <w:rPr/>
+            <w:tab/>
+            <w:t>2</w:t>
+          </w:r>
         </w:p>
         <w:p>
           <w:pPr>
@@ -749,16 +679,12 @@
             </w:tabs>
             <w:rPr/>
           </w:pPr>
-          <w:hyperlink w:anchor="__RefHeading___Toc5782_2083151864" w:tooltip="Задание">
-            <w:r>
-              <w:rPr>
-                <w:rStyle w:val="IndexLink"/>
-              </w:rPr>
-              <w:t>Задание</w:t>
-              <w:tab/>
-              <w:t>3</w:t>
-            </w:r>
-          </w:hyperlink>
+          <w:r>
+            <w:rPr/>
+            <w:t>Задание</w:t>
+            <w:tab/>
+            <w:t>3</w:t>
+          </w:r>
         </w:p>
         <w:p>
           <w:pPr>
@@ -769,16 +695,12 @@
             </w:tabs>
             <w:rPr/>
           </w:pPr>
-          <w:hyperlink w:anchor="__RefHeading___Toc3311_1066337574" w:tooltip="Ход работы">
-            <w:r>
-              <w:rPr>
-                <w:rStyle w:val="IndexLink"/>
-              </w:rPr>
-              <w:t>Ход работы</w:t>
-              <w:tab/>
-              <w:t>4</w:t>
-            </w:r>
-          </w:hyperlink>
+          <w:r>
+            <w:rPr/>
+            <w:t>Ход работы</w:t>
+            <w:tab/>
+            <w:t>4</w:t>
+          </w:r>
         </w:p>
         <w:p>
           <w:pPr>
@@ -789,16 +711,12 @@
             </w:tabs>
             <w:rPr/>
           </w:pPr>
-          <w:hyperlink w:anchor="__RefHeading___Toc5784_2083151864" w:tooltip="Заключение">
-            <w:r>
-              <w:rPr>
-                <w:rStyle w:val="IndexLink"/>
-              </w:rPr>
-              <w:t>Заключение</w:t>
-              <w:tab/>
-              <w:t>18</w:t>
-            </w:r>
-          </w:hyperlink>
+          <w:r>
+            <w:rPr/>
+            <w:t>Заключение</w:t>
+            <w:tab/>
+            <w:t>18</w:t>
+          </w:r>
         </w:p>
         <w:p>
           <w:pPr>
@@ -809,20 +727,14 @@
             </w:tabs>
             <w:rPr/>
           </w:pPr>
-          <w:hyperlink w:anchor="__RefHeading___Toc3313_1066337574" w:tooltip="Ответы на контрольные вопросы">
-            <w:r>
-              <w:rPr>
-                <w:rStyle w:val="IndexLink"/>
-              </w:rPr>
-              <w:t>Ответы на контрольные вопросы</w:t>
-              <w:tab/>
-              <w:t>19</w:t>
-            </w:r>
-          </w:hyperlink>
           <w:r>
-            <w:rPr>
-              <w:rStyle w:val="IndexLink"/>
-            </w:rPr>
+            <w:rPr/>
+            <w:t>Ответы на контрольные вопросы</w:t>
+            <w:tab/>
+            <w:t>19</w:t>
+          </w:r>
+          <w:r>
+            <w:rPr/>
             <w:fldChar w:fldCharType="end"/>
           </w:r>
         </w:p>
@@ -848,10 +760,7 @@
     </w:p>
     <w:p>
       <w:pPr>
-        <w:pStyle w:val="Heading1"/>
-        <w:spacing w:lineRule="auto" w:line="278" w:before="360" w:after="80"/>
-        <w:ind w:hanging="0" w:start="0" w:end="0"/>
-        <w:jc w:val="start"/>
+        <w:pStyle w:val="Normal"/>
         <w:rPr>
           <w:rFonts w:ascii="Times New Roman" w:hAnsi="Times New Roman" w:eastAsia="Times New Roman" w:cs="Times New Roman"/>
           <w:b/>
@@ -865,15 +774,7 @@
       <w:bookmarkStart w:id="3" w:name="__RefHeading___Toc5780_2083151864"/>
       <w:bookmarkEnd w:id="3"/>
       <w:r>
-        <w:rPr>
-          <w:rFonts w:eastAsia="Times New Roman" w:cs="Times New Roman" w:ascii="Times New Roman" w:hAnsi="Times New Roman"/>
-          <w:b/>
-          <w:bCs/>
-          <w:i w:val="false"/>
-          <w:iCs w:val="false"/>
-          <w:sz w:val="28"/>
-          <w:szCs w:val="28"/>
-        </w:rPr>
+        <w:rPr/>
         <w:t>Цель работы</w:t>
       </w:r>
     </w:p>
@@ -944,10 +845,7 @@
     </w:p>
     <w:p>
       <w:pPr>
-        <w:pStyle w:val="Heading1"/>
-        <w:spacing w:lineRule="auto" w:line="278" w:before="360" w:after="80"/>
-        <w:ind w:hanging="0" w:start="0" w:end="0"/>
-        <w:jc w:val="start"/>
+        <w:pStyle w:val="Normal"/>
         <w:rPr>
           <w:rFonts w:ascii="Times New Roman" w:hAnsi="Times New Roman" w:eastAsia="Times New Roman" w:cs="Times New Roman"/>
           <w:b/>
@@ -961,15 +859,7 @@
       <w:bookmarkStart w:id="4" w:name="__RefHeading___Toc5782_2083151864"/>
       <w:bookmarkEnd w:id="4"/>
       <w:r>
-        <w:rPr>
-          <w:rFonts w:eastAsia="Times New Roman" w:cs="Times New Roman" w:ascii="Times New Roman" w:hAnsi="Times New Roman"/>
-          <w:b/>
-          <w:bCs/>
-          <w:i w:val="false"/>
-          <w:iCs w:val="false"/>
-          <w:sz w:val="28"/>
-          <w:szCs w:val="28"/>
-        </w:rPr>
+        <w:rPr/>
         <w:t>Задание</w:t>
       </w:r>
     </w:p>
@@ -1010,9 +900,8 @@
         <w:widowControl w:val="false"/>
         <w:numPr>
           <w:ilvl w:val="0"/>
-          <w:numId w:val="2"/>
+          <w:numId w:val="1"/>
         </w:numPr>
-        <w:pBdr/>
         <w:spacing w:lineRule="auto" w:line="360" w:before="0" w:after="0"/>
         <w:ind w:hanging="0" w:start="0" w:end="0"/>
         <w:jc w:val="both"/>
@@ -1045,9 +934,8 @@
         <w:widowControl w:val="false"/>
         <w:numPr>
           <w:ilvl w:val="0"/>
-          <w:numId w:val="2"/>
+          <w:numId w:val="1"/>
         </w:numPr>
-        <w:pBdr/>
         <w:spacing w:lineRule="auto" w:line="360" w:before="0" w:after="0"/>
         <w:ind w:hanging="0" w:start="0" w:end="0"/>
         <w:jc w:val="both"/>
@@ -1080,9 +968,8 @@
         <w:widowControl w:val="false"/>
         <w:numPr>
           <w:ilvl w:val="0"/>
-          <w:numId w:val="2"/>
+          <w:numId w:val="1"/>
         </w:numPr>
-        <w:pBdr/>
         <w:spacing w:lineRule="auto" w:line="360" w:before="0" w:after="0"/>
         <w:ind w:hanging="0" w:start="0" w:end="0"/>
         <w:jc w:val="both"/>
@@ -1140,9 +1027,8 @@
         <w:widowControl w:val="false"/>
         <w:numPr>
           <w:ilvl w:val="0"/>
-          <w:numId w:val="2"/>
+          <w:numId w:val="1"/>
         </w:numPr>
-        <w:pBdr/>
         <w:spacing w:lineRule="auto" w:line="360" w:before="0" w:after="0"/>
         <w:ind w:hanging="0" w:start="0" w:end="0"/>
         <w:jc w:val="both"/>
@@ -1175,9 +1061,8 @@
         <w:widowControl w:val="false"/>
         <w:numPr>
           <w:ilvl w:val="0"/>
-          <w:numId w:val="2"/>
+          <w:numId w:val="1"/>
         </w:numPr>
-        <w:pBdr/>
         <w:spacing w:lineRule="auto" w:line="360" w:before="0" w:after="0"/>
         <w:ind w:hanging="0" w:start="0" w:end="0"/>
         <w:jc w:val="both"/>
@@ -1210,9 +1095,8 @@
         <w:widowControl w:val="false"/>
         <w:numPr>
           <w:ilvl w:val="0"/>
-          <w:numId w:val="2"/>
+          <w:numId w:val="1"/>
         </w:numPr>
-        <w:pBdr/>
         <w:spacing w:lineRule="auto" w:line="360" w:before="0" w:after="0"/>
         <w:ind w:hanging="0" w:start="0" w:end="0"/>
         <w:jc w:val="both"/>
@@ -1320,9 +1204,8 @@
         <w:widowControl w:val="false"/>
         <w:numPr>
           <w:ilvl w:val="0"/>
-          <w:numId w:val="2"/>
+          <w:numId w:val="1"/>
         </w:numPr>
-        <w:pBdr/>
         <w:spacing w:lineRule="auto" w:line="360" w:before="0" w:after="0"/>
         <w:ind w:hanging="0" w:start="0" w:end="0"/>
         <w:jc w:val="both"/>
@@ -1355,9 +1238,8 @@
         <w:widowControl w:val="false"/>
         <w:numPr>
           <w:ilvl w:val="0"/>
-          <w:numId w:val="2"/>
+          <w:numId w:val="1"/>
         </w:numPr>
-        <w:pBdr/>
         <w:spacing w:lineRule="auto" w:line="360" w:before="0" w:after="0"/>
         <w:ind w:hanging="0" w:start="0" w:end="0"/>
         <w:jc w:val="both"/>
@@ -1390,9 +1272,8 @@
         <w:widowControl w:val="false"/>
         <w:numPr>
           <w:ilvl w:val="0"/>
-          <w:numId w:val="2"/>
+          <w:numId w:val="1"/>
         </w:numPr>
-        <w:pBdr/>
         <w:spacing w:lineRule="auto" w:line="360" w:before="0" w:after="0"/>
         <w:ind w:hanging="0" w:start="0" w:end="0"/>
         <w:jc w:val="both"/>
@@ -1425,9 +1306,8 @@
         <w:widowControl w:val="false"/>
         <w:numPr>
           <w:ilvl w:val="0"/>
-          <w:numId w:val="2"/>
+          <w:numId w:val="1"/>
         </w:numPr>
-        <w:pBdr/>
         <w:spacing w:lineRule="auto" w:line="360" w:before="0" w:after="0"/>
         <w:ind w:hanging="0" w:start="0" w:end="0"/>
         <w:jc w:val="both"/>
@@ -1460,9 +1340,8 @@
         <w:widowControl w:val="false"/>
         <w:numPr>
           <w:ilvl w:val="0"/>
-          <w:numId w:val="2"/>
+          <w:numId w:val="1"/>
         </w:numPr>
-        <w:pBdr/>
         <w:spacing w:lineRule="auto" w:line="360" w:before="0" w:after="0"/>
         <w:ind w:hanging="0" w:start="0" w:end="0"/>
         <w:jc w:val="both"/>
@@ -1495,9 +1374,8 @@
         <w:widowControl w:val="false"/>
         <w:numPr>
           <w:ilvl w:val="0"/>
-          <w:numId w:val="2"/>
+          <w:numId w:val="1"/>
         </w:numPr>
-        <w:pBdr/>
         <w:spacing w:lineRule="auto" w:line="360" w:before="0" w:after="0"/>
         <w:ind w:hanging="0" w:start="0" w:end="0"/>
         <w:jc w:val="both"/>
@@ -1529,10 +1407,7 @@
     </w:p>
     <w:p>
       <w:pPr>
-        <w:pStyle w:val="Heading1"/>
-        <w:spacing w:lineRule="auto" w:line="278" w:before="360" w:after="80"/>
-        <w:ind w:hanging="0" w:start="0" w:end="0"/>
-        <w:jc w:val="start"/>
+        <w:pStyle w:val="Normal"/>
         <w:rPr>
           <w:rFonts w:ascii="Times New Roman" w:hAnsi="Times New Roman" w:eastAsia="Times New Roman" w:cs="Times New Roman"/>
           <w:b/>
@@ -1548,15 +1423,7 @@
       <w:bookmarkEnd w:id="5"/>
       <w:bookmarkEnd w:id="6"/>
       <w:r>
-        <w:rPr>
-          <w:rFonts w:eastAsia="Times New Roman" w:cs="Times New Roman" w:ascii="Times New Roman" w:hAnsi="Times New Roman"/>
-          <w:b/>
-          <w:bCs/>
-          <w:i w:val="false"/>
-          <w:iCs w:val="false"/>
-          <w:sz w:val="28"/>
-          <w:szCs w:val="28"/>
-        </w:rPr>
+        <w:rPr/>
         <w:t>Ход работы</w:t>
       </w:r>
     </w:p>
@@ -1593,41 +1460,6 @@
     </w:p>
     <w:p>
       <w:pPr>
-        <w:pStyle w:val="Normal"/>
-        <w:widowControl w:val="false"/>
-        <w:numPr>
-          <w:ilvl w:val="0"/>
-          <w:numId w:val="2"/>
-        </w:numPr>
-        <w:pBdr/>
-        <w:spacing w:lineRule="auto" w:line="360" w:before="0" w:after="0"/>
-        <w:ind w:firstLine="720" w:start="0" w:end="0"/>
-        <w:jc w:val="both"/>
-        <w:rPr>
-          <w:rFonts w:ascii="Times New Roman" w:hAnsi="Times New Roman" w:eastAsia="Times New Roman" w:cs="Times New Roman"/>
-          <w:b w:val="false"/>
-          <w:bCs w:val="false"/>
-          <w:i w:val="false"/>
-          <w:iCs w:val="false"/>
-          <w:sz w:val="28"/>
-          <w:szCs w:val="28"/>
-        </w:rPr>
-      </w:pPr>
-      <w:r>
-        <w:rPr>
-          <w:rFonts w:eastAsia="Times New Roman" w:cs="Times New Roman" w:ascii="Times New Roman" w:hAnsi="Times New Roman"/>
-          <w:b w:val="false"/>
-          <w:bCs w:val="false"/>
-          <w:i w:val="false"/>
-          <w:iCs w:val="false"/>
-          <w:sz w:val="28"/>
-          <w:szCs w:val="28"/>
-        </w:rPr>
-        <w:t>Создайте скрипт, который спрашивает у пользователя возраст и на основе введенного результата выводит совершеннолетний человек или нет.</w:t>
-      </w:r>
-    </w:p>
-    <w:p>
-      <w:pPr>
         <w:pStyle w:val="BodyText"/>
         <w:widowControl/>
         <w:bidi w:val="0"/>
@@ -1654,6 +1486,94 @@
           <w:sz w:val="28"/>
           <w:szCs w:val="28"/>
         </w:rPr>
+      </w:r>
+    </w:p>
+    <w:p>
+      <w:pPr>
+        <w:pStyle w:val="Normal"/>
+        <w:widowControl w:val="false"/>
+        <w:numPr>
+          <w:ilvl w:val="0"/>
+          <w:numId w:val="6"/>
+        </w:numPr>
+        <w:spacing w:lineRule="auto" w:line="360" w:before="0" w:after="0"/>
+        <w:jc w:val="both"/>
+        <w:rPr>
+          <w:b/>
+          <w:bCs/>
+        </w:rPr>
+      </w:pPr>
+      <w:r>
+        <w:rPr>
+          <w:rFonts w:eastAsia="Times New Roman" w:cs="Times New Roman" w:ascii="Times New Roman" w:hAnsi="Times New Roman"/>
+          <w:b/>
+          <w:bCs/>
+          <w:i w:val="false"/>
+          <w:iCs w:val="false"/>
+          <w:sz w:val="28"/>
+          <w:szCs w:val="28"/>
+        </w:rPr>
+        <w:t>Создайте скрипт, который спрашивает у пользователя возраст и на основе введенного результата выводит совершеннолетний человек или нет.</w:t>
+      </w:r>
+    </w:p>
+    <w:p>
+      <w:pPr>
+        <w:pStyle w:val="BodyText"/>
+        <w:widowControl/>
+        <w:bidi w:val="0"/>
+        <w:spacing w:lineRule="auto" w:line="360" w:before="0" w:after="0"/>
+        <w:ind w:firstLine="720" w:start="0" w:end="0"/>
+        <w:jc w:val="both"/>
+        <w:rPr>
+          <w:rFonts w:ascii="Times New Roman" w:hAnsi="Times New Roman" w:eastAsia="Times New Roman" w:cs="Times New Roman"/>
+          <w:b w:val="false"/>
+          <w:bCs w:val="false"/>
+          <w:i w:val="false"/>
+          <w:iCs w:val="false"/>
+          <w:sz w:val="28"/>
+          <w:szCs w:val="28"/>
+        </w:rPr>
+      </w:pPr>
+      <w:r>
+        <w:rPr>
+          <w:rFonts w:eastAsia="Times New Roman" w:cs="Times New Roman" w:ascii="Times New Roman" w:hAnsi="Times New Roman"/>
+          <w:b w:val="false"/>
+          <w:bCs w:val="false"/>
+          <w:i w:val="false"/>
+          <w:iCs w:val="false"/>
+          <w:sz w:val="28"/>
+          <w:szCs w:val="28"/>
+        </w:rPr>
+      </w:r>
+    </w:p>
+    <w:p>
+      <w:pPr>
+        <w:pStyle w:val="BodyText"/>
+        <w:widowControl/>
+        <w:bidi w:val="0"/>
+        <w:spacing w:lineRule="auto" w:line="360" w:before="0" w:after="0"/>
+        <w:ind w:firstLine="720" w:start="0" w:end="0"/>
+        <w:jc w:val="both"/>
+        <w:rPr>
+          <w:rFonts w:ascii="Times New Roman" w:hAnsi="Times New Roman" w:eastAsia="Times New Roman" w:cs="Times New Roman"/>
+          <w:b w:val="false"/>
+          <w:bCs w:val="false"/>
+          <w:i w:val="false"/>
+          <w:iCs w:val="false"/>
+          <w:sz w:val="28"/>
+          <w:szCs w:val="28"/>
+        </w:rPr>
+      </w:pPr>
+      <w:r>
+        <w:rPr>
+          <w:rFonts w:eastAsia="Times New Roman" w:cs="Times New Roman" w:ascii="Times New Roman" w:hAnsi="Times New Roman"/>
+          <w:b w:val="false"/>
+          <w:bCs w:val="false"/>
+          <w:i w:val="false"/>
+          <w:iCs w:val="false"/>
+          <w:sz w:val="28"/>
+          <w:szCs w:val="28"/>
+        </w:rPr>
         <w:t>Для решения первой задачи реализован ввод возраста пользователя и логическая проверка достижения порога совершеннолетия. На рисунках ниже показаны итоговый вывод программы и листинг метода, выполняющего сравнение.</w:t>
       </w:r>
     </w:p>
@@ -1661,7 +1581,6 @@
       <w:pPr>
         <w:pStyle w:val="Normal"/>
         <w:widowControl w:val="false"/>
-        <w:pBdr/>
         <w:rPr/>
       </w:pPr>
       <w:r>
@@ -1760,6 +1679,34 @@
           <w:sz w:val="28"/>
           <w:szCs w:val="28"/>
         </w:rPr>
+      </w:r>
+    </w:p>
+    <w:p>
+      <w:pPr>
+        <w:pStyle w:val="Normal"/>
+        <w:spacing w:lineRule="auto" w:line="278" w:before="85" w:after="85"/>
+        <w:ind w:hanging="0" w:start="0" w:end="0"/>
+        <w:jc w:val="center"/>
+        <w:rPr>
+          <w:rFonts w:ascii="Times New Roman" w:hAnsi="Times New Roman" w:eastAsia="Times New Roman" w:cs="Times New Roman"/>
+          <w:b w:val="false"/>
+          <w:bCs w:val="false"/>
+          <w:i/>
+          <w:iCs/>
+          <w:sz w:val="28"/>
+          <w:szCs w:val="28"/>
+        </w:rPr>
+      </w:pPr>
+      <w:r>
+        <w:rPr>
+          <w:rFonts w:eastAsia="Times New Roman" w:cs="Times New Roman" w:ascii="Times New Roman" w:hAnsi="Times New Roman"/>
+          <w:b w:val="false"/>
+          <w:bCs w:val="false"/>
+          <w:i/>
+          <w:iCs/>
+          <w:sz w:val="28"/>
+          <w:szCs w:val="28"/>
+        </w:rPr>
         <w:t>Рисунок 1 - Результат проверки совершеннолетия.</w:t>
       </w:r>
     </w:p>
@@ -1767,7 +1714,6 @@
       <w:pPr>
         <w:pStyle w:val="Normal"/>
         <w:widowControl w:val="false"/>
-        <w:pBdr/>
         <w:rPr/>
       </w:pPr>
       <w:r>
@@ -1778,7 +1724,6 @@
       <w:pPr>
         <w:pStyle w:val="Normal"/>
         <w:widowControl w:val="false"/>
-        <w:pBdr/>
         <w:rPr/>
       </w:pPr>
       <w:r>
@@ -1860,14 +1805,37 @@
           <w:sz w:val="28"/>
           <w:szCs w:val="28"/>
         </w:rPr>
-        <w:t>Рисунок 2 - Листинг метода «Задание1» для проверки возраста.</w:t>
+        <w:t xml:space="preserve">Рисунок 2 - </w:t>
+      </w:r>
+      <w:r>
+        <w:rPr>
+          <w:rFonts w:eastAsia="Times New Roman" w:cs="Times New Roman" w:ascii="Times New Roman" w:hAnsi="Times New Roman"/>
+          <w:b w:val="false"/>
+          <w:bCs w:val="false"/>
+          <w:i/>
+          <w:iCs/>
+          <w:sz w:val="28"/>
+          <w:szCs w:val="28"/>
+        </w:rPr>
+        <w:t>Метод</w:t>
+      </w:r>
+      <w:r>
+        <w:rPr>
+          <w:rFonts w:eastAsia="Times New Roman" w:cs="Times New Roman" w:ascii="Times New Roman" w:hAnsi="Times New Roman"/>
+          <w:b w:val="false"/>
+          <w:bCs w:val="false"/>
+          <w:i/>
+          <w:iCs/>
+          <w:sz w:val="28"/>
+          <w:szCs w:val="28"/>
+        </w:rPr>
+        <w:t xml:space="preserve"> «Задание1» для проверки возраста.</w:t>
       </w:r>
     </w:p>
     <w:p>
       <w:pPr>
         <w:pStyle w:val="Normal"/>
         <w:widowControl w:val="false"/>
-        <w:pBdr/>
         <w:rPr/>
       </w:pPr>
       <w:r>
@@ -1880,11 +1848,9 @@
         <w:widowControl w:val="false"/>
         <w:numPr>
           <w:ilvl w:val="0"/>
-          <w:numId w:val="2"/>
+          <w:numId w:val="5"/>
         </w:numPr>
-        <w:pBdr/>
         <w:spacing w:lineRule="auto" w:line="360" w:before="0" w:after="0"/>
-        <w:ind w:firstLine="720" w:start="0" w:end="0"/>
         <w:jc w:val="both"/>
         <w:rPr>
           <w:rFonts w:ascii="Times New Roman" w:hAnsi="Times New Roman" w:eastAsia="Times New Roman" w:cs="Times New Roman"/>
@@ -1899,14 +1865,60 @@
       <w:r>
         <w:rPr>
           <w:rFonts w:eastAsia="Times New Roman" w:cs="Times New Roman" w:ascii="Times New Roman" w:hAnsi="Times New Roman"/>
-          <w:b w:val="false"/>
-          <w:bCs w:val="false"/>
-          <w:i w:val="false"/>
-          <w:iCs w:val="false"/>
-          <w:sz w:val="28"/>
-          <w:szCs w:val="28"/>
-        </w:rPr>
-        <w:t>Преобразовать строку из формата «иВаноВ П.и.» в формат «Иванов П.И.». Реализовать универсальный алгоритм, то есть он должен работать для любой ФИО, заданной в переменную.</w:t>
+          <w:b/>
+          <w:bCs/>
+          <w:i w:val="false"/>
+          <w:iCs w:val="false"/>
+          <w:sz w:val="28"/>
+          <w:szCs w:val="28"/>
+        </w:rPr>
+        <w:t>Преобразовать строку из формата «иВаноВ П.и.» в формат «Иванов П.И.».</w:t>
+      </w:r>
+      <w:r>
+        <w:rPr>
+          <w:rFonts w:eastAsia="Times New Roman" w:cs="Times New Roman" w:ascii="Times New Roman" w:hAnsi="Times New Roman"/>
+          <w:b w:val="false"/>
+          <w:bCs w:val="false"/>
+          <w:i w:val="false"/>
+          <w:iCs w:val="false"/>
+          <w:sz w:val="28"/>
+          <w:szCs w:val="28"/>
+        </w:rPr>
+        <w:t xml:space="preserve"> </w:t>
+      </w:r>
+    </w:p>
+    <w:p>
+      <w:pPr>
+        <w:pStyle w:val="Normal"/>
+        <w:widowControl w:val="false"/>
+        <w:numPr>
+          <w:ilvl w:val="0"/>
+          <w:numId w:val="0"/>
+        </w:numPr>
+        <w:spacing w:lineRule="auto" w:line="360" w:before="0" w:after="0"/>
+        <w:ind w:hanging="0" w:start="0" w:end="0"/>
+        <w:jc w:val="both"/>
+        <w:rPr>
+          <w:rFonts w:ascii="Times New Roman" w:hAnsi="Times New Roman" w:eastAsia="Times New Roman" w:cs="Times New Roman"/>
+          <w:b w:val="false"/>
+          <w:bCs w:val="false"/>
+          <w:i w:val="false"/>
+          <w:iCs w:val="false"/>
+          <w:sz w:val="28"/>
+          <w:szCs w:val="28"/>
+        </w:rPr>
+      </w:pPr>
+      <w:r>
+        <w:rPr>
+          <w:rFonts w:eastAsia="Times New Roman" w:cs="Times New Roman" w:ascii="Times New Roman" w:hAnsi="Times New Roman"/>
+          <w:b w:val="false"/>
+          <w:bCs w:val="false"/>
+          <w:i w:val="false"/>
+          <w:iCs w:val="false"/>
+          <w:sz w:val="28"/>
+          <w:szCs w:val="28"/>
+        </w:rPr>
+        <w:t>Реализовать универсальный алгоритм, то есть он должен работать для любой ФИО, заданной в переменную.</w:t>
       </w:r>
     </w:p>
     <w:p>
@@ -1915,7 +1927,7 @@
         <w:widowControl/>
         <w:bidi w:val="0"/>
         <w:spacing w:lineRule="auto" w:line="360" w:before="0" w:after="0"/>
-        <w:ind w:firstLine="720" w:start="0" w:end="0"/>
+        <w:ind w:hanging="0" w:start="0" w:end="0"/>
         <w:jc w:val="both"/>
         <w:rPr>
           <w:rFonts w:ascii="Times New Roman" w:hAnsi="Times New Roman" w:eastAsia="Times New Roman" w:cs="Times New Roman"/>
@@ -1944,7 +1956,6 @@
       <w:pPr>
         <w:pStyle w:val="Normal"/>
         <w:widowControl w:val="false"/>
-        <w:pBdr/>
         <w:rPr/>
       </w:pPr>
       <w:r>
@@ -2026,14 +2037,37 @@
           <w:sz w:val="28"/>
           <w:szCs w:val="28"/>
         </w:rPr>
-        <w:t>Рисунок 3 - Листинг метода «Задание2» для форматирования ФИО.</w:t>
+        <w:t xml:space="preserve">Рисунок 3 - </w:t>
+      </w:r>
+      <w:r>
+        <w:rPr>
+          <w:rFonts w:eastAsia="Times New Roman" w:cs="Times New Roman" w:ascii="Times New Roman" w:hAnsi="Times New Roman"/>
+          <w:b w:val="false"/>
+          <w:bCs w:val="false"/>
+          <w:i/>
+          <w:iCs/>
+          <w:sz w:val="28"/>
+          <w:szCs w:val="28"/>
+        </w:rPr>
+        <w:t>Метод</w:t>
+      </w:r>
+      <w:r>
+        <w:rPr>
+          <w:rFonts w:eastAsia="Times New Roman" w:cs="Times New Roman" w:ascii="Times New Roman" w:hAnsi="Times New Roman"/>
+          <w:b w:val="false"/>
+          <w:bCs w:val="false"/>
+          <w:i/>
+          <w:iCs/>
+          <w:sz w:val="28"/>
+          <w:szCs w:val="28"/>
+        </w:rPr>
+        <w:t xml:space="preserve"> «Задание2» для форматирования ФИО.</w:t>
       </w:r>
     </w:p>
     <w:p>
       <w:pPr>
         <w:pStyle w:val="Normal"/>
         <w:widowControl w:val="false"/>
-        <w:pBdr/>
         <w:rPr/>
       </w:pPr>
       <w:r>
@@ -2122,7 +2156,6 @@
       <w:pPr>
         <w:pStyle w:val="Normal"/>
         <w:widowControl w:val="false"/>
-        <w:pBdr/>
         <w:rPr/>
       </w:pPr>
       <w:r>
@@ -2211,7 +2244,6 @@
       <w:pPr>
         <w:pStyle w:val="Normal"/>
         <w:widowControl w:val="false"/>
-        <w:pBdr/>
         <w:rPr/>
       </w:pPr>
       <w:r>
@@ -2223,7 +2255,6 @@
       <w:pPr>
         <w:pStyle w:val="Normal"/>
         <w:widowControl w:val="false"/>
-        <w:pBdr/>
         <w:rPr/>
       </w:pPr>
       <w:r>
@@ -2236,27 +2267,20 @@
         <w:widowControl w:val="false"/>
         <w:numPr>
           <w:ilvl w:val="0"/>
-          <w:numId w:val="2"/>
+          <w:numId w:val="4"/>
         </w:numPr>
-        <w:pBdr/>
         <w:spacing w:lineRule="auto" w:line="360" w:before="0" w:after="0"/>
-        <w:ind w:firstLine="720" w:start="0" w:end="0"/>
         <w:jc w:val="both"/>
         <w:rPr>
-          <w:rFonts w:ascii="Times New Roman" w:hAnsi="Times New Roman" w:eastAsia="Times New Roman" w:cs="Times New Roman"/>
-          <w:b w:val="false"/>
-          <w:bCs w:val="false"/>
-          <w:i w:val="false"/>
-          <w:iCs w:val="false"/>
-          <w:sz w:val="28"/>
-          <w:szCs w:val="28"/>
-        </w:rPr>
-      </w:pPr>
-      <w:r>
-        <w:rPr>
-          <w:rFonts w:eastAsia="Times New Roman" w:cs="Times New Roman" w:ascii="Times New Roman" w:hAnsi="Times New Roman"/>
-          <w:b w:val="false"/>
-          <w:bCs w:val="false"/>
+          <w:b/>
+          <w:bCs/>
+        </w:rPr>
+      </w:pPr>
+      <w:r>
+        <w:rPr>
+          <w:rFonts w:eastAsia="Times New Roman" w:cs="Times New Roman" w:ascii="Times New Roman" w:hAnsi="Times New Roman"/>
+          <w:b/>
+          <w:bCs/>
           <w:i w:val="false"/>
           <w:iCs w:val="false"/>
           <w:sz w:val="28"/>
@@ -2267,8 +2291,8 @@
       <w:r>
         <w:rPr>
           <w:rFonts w:eastAsia="Times New Roman" w:cs="Times New Roman" w:ascii="Times New Roman" w:hAnsi="Times New Roman"/>
-          <w:b w:val="false"/>
-          <w:bCs w:val="false"/>
+          <w:b/>
+          <w:bCs/>
           <w:i w:val="false"/>
           <w:iCs w:val="false"/>
           <w:sz w:val="28"/>
@@ -2280,8 +2304,8 @@
       <w:r>
         <w:rPr>
           <w:rFonts w:eastAsia="Times New Roman" w:cs="Times New Roman" w:ascii="Times New Roman" w:hAnsi="Times New Roman"/>
-          <w:b w:val="false"/>
-          <w:bCs w:val="false"/>
+          <w:b/>
+          <w:bCs/>
           <w:i w:val="false"/>
           <w:iCs w:val="false"/>
           <w:sz w:val="28"/>
@@ -2296,7 +2320,7 @@
         <w:widowControl/>
         <w:bidi w:val="0"/>
         <w:spacing w:lineRule="auto" w:line="360" w:before="0" w:after="0"/>
-        <w:ind w:firstLine="720" w:start="0" w:end="0"/>
+        <w:ind w:hanging="0" w:start="0" w:end="0"/>
         <w:jc w:val="both"/>
         <w:rPr>
           <w:rFonts w:ascii="Times New Roman" w:hAnsi="Times New Roman" w:eastAsia="Times New Roman" w:cs="Times New Roman"/>
@@ -2325,7 +2349,6 @@
       <w:pPr>
         <w:pStyle w:val="Normal"/>
         <w:widowControl w:val="false"/>
-        <w:pBdr/>
         <w:rPr/>
       </w:pPr>
       <w:r>
@@ -2407,6 +2430,90 @@
           <w:sz w:val="28"/>
           <w:szCs w:val="28"/>
         </w:rPr>
+      </w:r>
+    </w:p>
+    <w:p>
+      <w:pPr>
+        <w:pStyle w:val="Normal"/>
+        <w:spacing w:lineRule="auto" w:line="278" w:before="85" w:after="85"/>
+        <w:ind w:hanging="0" w:start="0" w:end="0"/>
+        <w:jc w:val="center"/>
+        <w:rPr>
+          <w:rFonts w:ascii="Times New Roman" w:hAnsi="Times New Roman" w:eastAsia="Times New Roman" w:cs="Times New Roman"/>
+          <w:b w:val="false"/>
+          <w:bCs w:val="false"/>
+          <w:i/>
+          <w:iCs/>
+          <w:sz w:val="28"/>
+          <w:szCs w:val="28"/>
+        </w:rPr>
+      </w:pPr>
+      <w:r>
+        <w:rPr>
+          <w:rFonts w:eastAsia="Times New Roman" w:cs="Times New Roman" w:ascii="Times New Roman" w:hAnsi="Times New Roman"/>
+          <w:b w:val="false"/>
+          <w:bCs w:val="false"/>
+          <w:i/>
+          <w:iCs/>
+          <w:sz w:val="28"/>
+          <w:szCs w:val="28"/>
+        </w:rPr>
+      </w:r>
+    </w:p>
+    <w:p>
+      <w:pPr>
+        <w:pStyle w:val="Normal"/>
+        <w:spacing w:lineRule="auto" w:line="278" w:before="85" w:after="85"/>
+        <w:ind w:hanging="0" w:start="0" w:end="0"/>
+        <w:jc w:val="center"/>
+        <w:rPr>
+          <w:rFonts w:ascii="Times New Roman" w:hAnsi="Times New Roman" w:eastAsia="Times New Roman" w:cs="Times New Roman"/>
+          <w:b w:val="false"/>
+          <w:bCs w:val="false"/>
+          <w:i/>
+          <w:iCs/>
+          <w:sz w:val="28"/>
+          <w:szCs w:val="28"/>
+        </w:rPr>
+      </w:pPr>
+      <w:r>
+        <w:rPr>
+          <w:rFonts w:eastAsia="Times New Roman" w:cs="Times New Roman" w:ascii="Times New Roman" w:hAnsi="Times New Roman"/>
+          <w:b w:val="false"/>
+          <w:bCs w:val="false"/>
+          <w:i/>
+          <w:iCs/>
+          <w:sz w:val="28"/>
+          <w:szCs w:val="28"/>
+        </w:rPr>
+      </w:r>
+    </w:p>
+    <w:p>
+      <w:pPr>
+        <w:pStyle w:val="Normal"/>
+        <w:spacing w:lineRule="auto" w:line="278" w:before="85" w:after="85"/>
+        <w:ind w:hanging="0" w:start="0" w:end="0"/>
+        <w:jc w:val="center"/>
+        <w:rPr>
+          <w:rFonts w:ascii="Times New Roman" w:hAnsi="Times New Roman" w:eastAsia="Times New Roman" w:cs="Times New Roman"/>
+          <w:b w:val="false"/>
+          <w:bCs w:val="false"/>
+          <w:i/>
+          <w:iCs/>
+          <w:sz w:val="28"/>
+          <w:szCs w:val="28"/>
+        </w:rPr>
+      </w:pPr>
+      <w:r>
+        <w:rPr>
+          <w:rFonts w:eastAsia="Times New Roman" w:cs="Times New Roman" w:ascii="Times New Roman" w:hAnsi="Times New Roman"/>
+          <w:b w:val="false"/>
+          <w:bCs w:val="false"/>
+          <w:i/>
+          <w:iCs/>
+          <w:sz w:val="28"/>
+          <w:szCs w:val="28"/>
+        </w:rPr>
         <w:t>Рисунок 6 - Результат вычисления выражения sin(ln x) / x^2.</w:t>
       </w:r>
     </w:p>
@@ -2414,7 +2521,6 @@
       <w:pPr>
         <w:pStyle w:val="Normal"/>
         <w:widowControl w:val="false"/>
-        <w:pBdr/>
         <w:rPr/>
       </w:pPr>
       <w:r>
@@ -2425,7 +2531,6 @@
       <w:pPr>
         <w:pStyle w:val="Normal"/>
         <w:widowControl w:val="false"/>
-        <w:pBdr/>
         <w:rPr/>
       </w:pPr>
       <w:r>
@@ -2436,7 +2541,6 @@
       <w:pPr>
         <w:pStyle w:val="Normal"/>
         <w:widowControl w:val="false"/>
-        <w:pBdr/>
         <w:rPr/>
       </w:pPr>
       <w:r>
@@ -2447,7 +2551,6 @@
       <w:pPr>
         <w:pStyle w:val="Normal"/>
         <w:widowControl w:val="false"/>
-        <w:pBdr/>
         <w:rPr/>
       </w:pPr>
       <w:r>
@@ -2529,7 +2632,31 @@
           <w:sz w:val="28"/>
           <w:szCs w:val="28"/>
         </w:rPr>
-        <w:t>Рисунок 7 - Листинг метода «Задание3» для вычисления выражения sin(ln x) / x^2.</w:t>
+        <w:t xml:space="preserve">Рисунок 7 — </w:t>
+      </w:r>
+      <w:r>
+        <w:rPr>
+          <w:rFonts w:eastAsia="Times New Roman" w:cs="Times New Roman" w:ascii="Times New Roman" w:hAnsi="Times New Roman"/>
+          <w:b w:val="false"/>
+          <w:bCs w:val="false"/>
+          <w:i/>
+          <w:iCs/>
+          <w:sz w:val="28"/>
+          <w:szCs w:val="28"/>
+        </w:rPr>
+        <w:t xml:space="preserve">Метод </w:t>
+      </w:r>
+      <w:r>
+        <w:rPr>
+          <w:rFonts w:eastAsia="Times New Roman" w:cs="Times New Roman" w:ascii="Times New Roman" w:hAnsi="Times New Roman"/>
+          <w:b w:val="false"/>
+          <w:bCs w:val="false"/>
+          <w:i/>
+          <w:iCs/>
+          <w:sz w:val="28"/>
+          <w:szCs w:val="28"/>
+        </w:rPr>
+        <w:t>«Задание3» для вычисления выражения sin(ln x) / x^2.</w:t>
       </w:r>
     </w:p>
     <w:p>
@@ -2538,11 +2665,9 @@
         <w:widowControl w:val="false"/>
         <w:numPr>
           <w:ilvl w:val="0"/>
-          <w:numId w:val="2"/>
+          <w:numId w:val="3"/>
         </w:numPr>
-        <w:pBdr/>
         <w:spacing w:lineRule="auto" w:line="360" w:before="0" w:after="0"/>
-        <w:ind w:firstLine="720" w:start="0" w:end="0"/>
         <w:jc w:val="both"/>
         <w:rPr>
           <w:rFonts w:ascii="Times New Roman" w:hAnsi="Times New Roman" w:eastAsia="Times New Roman" w:cs="Times New Roman"/>
@@ -2565,6 +2690,37 @@
           <w:szCs w:val="28"/>
         </w:rPr>
         <w:t>Убрать абсолютно все знаки препинания из стиха:</w:t>
+      </w:r>
+    </w:p>
+    <w:p>
+      <w:pPr>
+        <w:pStyle w:val="BodyText"/>
+        <w:widowControl/>
+        <w:bidi w:val="0"/>
+        <w:spacing w:lineRule="auto" w:line="360" w:before="0" w:after="0"/>
+        <w:ind w:hanging="0" w:start="0" w:end="0"/>
+        <w:jc w:val="both"/>
+        <w:rPr>
+          <w:rFonts w:ascii="Times New Roman" w:hAnsi="Times New Roman" w:eastAsia="Times New Roman" w:cs="Times New Roman"/>
+          <w:b w:val="false"/>
+          <w:bCs w:val="false"/>
+          <w:i w:val="false"/>
+          <w:iCs w:val="false"/>
+          <w:sz w:val="28"/>
+          <w:szCs w:val="28"/>
+        </w:rPr>
+      </w:pPr>
+      <w:r>
+        <w:rPr>
+          <w:rFonts w:eastAsia="Times New Roman" w:cs="Times New Roman" w:ascii="Times New Roman" w:hAnsi="Times New Roman"/>
+          <w:b w:val="false"/>
+          <w:bCs w:val="false"/>
+          <w:i w:val="false"/>
+          <w:iCs w:val="false"/>
+          <w:sz w:val="28"/>
+          <w:szCs w:val="28"/>
+        </w:rPr>
+        <w:t>В четвертом задании реализована фильтрация символов строки с исключением знаков препинания. Полученный результат демонстрирует сохранение только смыслового текста без точек, запятых, вопросительных и других специальных знаков.</w:t>
       </w:r>
     </w:p>
     <w:p>
@@ -2595,37 +2751,15 @@
           <w:sz w:val="28"/>
           <w:szCs w:val="28"/>
         </w:rPr>
-        <w:t>В четвертом задании реализована фильтрация символов строки с исключением знаков препинания. Полученный результат демонстрирует сохранение только смыслового текста без точек, запятых, вопросительных и других специальных знаков.</w:t>
-      </w:r>
-    </w:p>
-    <w:p>
-      <w:pPr>
-        <w:pStyle w:val="Normal"/>
-        <w:widowControl w:val="false"/>
-        <w:pBdr/>
-        <w:spacing w:lineRule="auto" w:line="360" w:before="0" w:after="0"/>
-        <w:ind w:firstLine="720" w:start="0" w:end="0"/>
-        <w:jc w:val="both"/>
-        <w:rPr>
-          <w:rFonts w:ascii="Times New Roman" w:hAnsi="Times New Roman" w:eastAsia="Times New Roman" w:cs="Times New Roman"/>
-          <w:b w:val="false"/>
-          <w:bCs w:val="false"/>
-          <w:i w:val="false"/>
-          <w:iCs w:val="false"/>
-          <w:sz w:val="28"/>
-          <w:szCs w:val="28"/>
-        </w:rPr>
-      </w:pPr>
-      <w:r>
-        <w:rPr>
-          <w:rFonts w:eastAsia="Times New Roman" w:cs="Times New Roman" w:ascii="Times New Roman" w:hAnsi="Times New Roman"/>
-          <w:b w:val="false"/>
-          <w:bCs w:val="false"/>
-          <w:i w:val="false"/>
-          <w:iCs w:val="false"/>
-          <w:sz w:val="28"/>
-          <w:szCs w:val="28"/>
-        </w:rPr>
+      </w:r>
+    </w:p>
+    <w:p>
+      <w:pPr>
+        <w:pStyle w:val="Normal"/>
+        <w:rPr/>
+      </w:pPr>
+      <w:r>
+        <w:rPr/>
         <w:t>«Точка ставится в конце.</w:t>
         <w:br/>
         <w:t xml:space="preserve"> Правда же, подружки?</w:t>
@@ -2639,7 +2773,6 @@
       <w:pPr>
         <w:pStyle w:val="Normal"/>
         <w:widowControl w:val="false"/>
-        <w:pBdr/>
         <w:ind w:hanging="0" w:start="1080"/>
         <w:rPr/>
       </w:pPr>
@@ -2651,7 +2784,6 @@
       <w:pPr>
         <w:pStyle w:val="Normal"/>
         <w:widowControl w:val="false"/>
-        <w:pBdr/>
         <w:ind w:hanging="0" w:start="1080"/>
         <w:rPr/>
       </w:pPr>
@@ -2741,7 +2873,6 @@
       <w:pPr>
         <w:pStyle w:val="Normal"/>
         <w:widowControl w:val="false"/>
-        <w:pBdr/>
         <w:ind w:hanging="0" w:start="1080"/>
         <w:rPr/>
       </w:pPr>
@@ -2753,7 +2884,6 @@
       <w:pPr>
         <w:pStyle w:val="Normal"/>
         <w:widowControl w:val="false"/>
-        <w:pBdr/>
         <w:ind w:hanging="0" w:start="1080"/>
         <w:rPr/>
       </w:pPr>
@@ -2765,7 +2895,6 @@
       <w:pPr>
         <w:pStyle w:val="Normal"/>
         <w:widowControl w:val="false"/>
-        <w:pBdr/>
         <w:ind w:hanging="0" w:start="1080"/>
         <w:rPr/>
       </w:pPr>
@@ -2777,7 +2906,6 @@
       <w:pPr>
         <w:pStyle w:val="Normal"/>
         <w:widowControl w:val="false"/>
-        <w:pBdr/>
         <w:ind w:hanging="0" w:start="1080"/>
         <w:rPr/>
       </w:pPr>
@@ -2789,7 +2917,6 @@
       <w:pPr>
         <w:pStyle w:val="Normal"/>
         <w:widowControl w:val="false"/>
-        <w:pBdr/>
         <w:ind w:hanging="0" w:start="1080"/>
         <w:rPr/>
       </w:pPr>
@@ -2801,7 +2928,6 @@
       <w:pPr>
         <w:pStyle w:val="Normal"/>
         <w:widowControl w:val="false"/>
-        <w:pBdr/>
         <w:ind w:hanging="0" w:start="1080"/>
         <w:rPr/>
       </w:pPr>
@@ -2884,14 +3010,37 @@
           <w:sz w:val="28"/>
           <w:szCs w:val="28"/>
         </w:rPr>
-        <w:t>Рисунок 9 - Листинг метода «Задание4» для удаления знаков препинания.</w:t>
+        <w:t xml:space="preserve">Рисунок 9 - </w:t>
+      </w:r>
+      <w:r>
+        <w:rPr>
+          <w:rFonts w:eastAsia="Times New Roman" w:cs="Times New Roman" w:ascii="Times New Roman" w:hAnsi="Times New Roman"/>
+          <w:b w:val="false"/>
+          <w:bCs w:val="false"/>
+          <w:i/>
+          <w:iCs/>
+          <w:sz w:val="28"/>
+          <w:szCs w:val="28"/>
+        </w:rPr>
+        <w:t>Метод</w:t>
+      </w:r>
+      <w:r>
+        <w:rPr>
+          <w:rFonts w:eastAsia="Times New Roman" w:cs="Times New Roman" w:ascii="Times New Roman" w:hAnsi="Times New Roman"/>
+          <w:b w:val="false"/>
+          <w:bCs w:val="false"/>
+          <w:i/>
+          <w:iCs/>
+          <w:sz w:val="28"/>
+          <w:szCs w:val="28"/>
+        </w:rPr>
+        <w:t xml:space="preserve"> «Задание4» для удаления знаков препинания.</w:t>
       </w:r>
     </w:p>
     <w:p>
       <w:pPr>
         <w:pStyle w:val="Normal"/>
         <w:widowControl w:val="false"/>
-        <w:pBdr/>
         <w:ind w:hanging="0" w:start="1080"/>
         <w:rPr/>
       </w:pPr>
@@ -2981,7 +3130,6 @@
       <w:pPr>
         <w:pStyle w:val="Normal"/>
         <w:widowControl w:val="false"/>
-        <w:pBdr/>
         <w:ind w:hanging="0" w:start="1080"/>
         <w:rPr/>
       </w:pPr>
@@ -2997,9 +3145,7 @@
           <w:ilvl w:val="0"/>
           <w:numId w:val="2"/>
         </w:numPr>
-        <w:pBdr/>
         <w:spacing w:lineRule="auto" w:line="360" w:before="0" w:after="0"/>
-        <w:ind w:firstLine="720" w:start="0" w:end="0"/>
         <w:jc w:val="both"/>
         <w:rPr>
           <w:rFonts w:ascii="Times New Roman" w:hAnsi="Times New Roman" w:eastAsia="Times New Roman" w:cs="Times New Roman"/>
@@ -3030,7 +3176,7 @@
         <w:widowControl/>
         <w:bidi w:val="0"/>
         <w:spacing w:lineRule="auto" w:line="360" w:before="0" w:after="0"/>
-        <w:ind w:firstLine="720" w:start="0" w:end="0"/>
+        <w:ind w:hanging="0" w:start="0" w:end="0"/>
         <w:jc w:val="both"/>
         <w:rPr>
           <w:rFonts w:ascii="Times New Roman" w:hAnsi="Times New Roman" w:eastAsia="Times New Roman" w:cs="Times New Roman"/>
@@ -3059,7 +3205,6 @@
       <w:pPr>
         <w:pStyle w:val="Normal"/>
         <w:widowControl w:val="false"/>
-        <w:pBdr/>
         <w:rPr/>
       </w:pPr>
       <w:r>
@@ -3148,7 +3293,6 @@
       <w:pPr>
         <w:pStyle w:val="Normal"/>
         <w:widowControl w:val="false"/>
-        <w:pBdr/>
         <w:rPr/>
       </w:pPr>
       <w:r>
@@ -3230,14 +3374,37 @@
           <w:sz w:val="28"/>
           <w:szCs w:val="28"/>
         </w:rPr>
-        <w:t>Рисунок 12 - Листинг метода «Задание5» для обработки строк стихотворения.</w:t>
+        <w:t xml:space="preserve">Рисунок 12 — </w:t>
+      </w:r>
+      <w:r>
+        <w:rPr>
+          <w:rFonts w:eastAsia="Times New Roman" w:cs="Times New Roman" w:ascii="Times New Roman" w:hAnsi="Times New Roman"/>
+          <w:b w:val="false"/>
+          <w:bCs w:val="false"/>
+          <w:i/>
+          <w:iCs/>
+          <w:sz w:val="28"/>
+          <w:szCs w:val="28"/>
+        </w:rPr>
+        <w:t xml:space="preserve">Метод </w:t>
+      </w:r>
+      <w:r>
+        <w:rPr>
+          <w:rFonts w:eastAsia="Times New Roman" w:cs="Times New Roman" w:ascii="Times New Roman" w:hAnsi="Times New Roman"/>
+          <w:b w:val="false"/>
+          <w:bCs w:val="false"/>
+          <w:i/>
+          <w:iCs/>
+          <w:sz w:val="28"/>
+          <w:szCs w:val="28"/>
+        </w:rPr>
+        <w:t>«Задание5» для обработки строк стихотворения.</w:t>
       </w:r>
     </w:p>
     <w:p>
       <w:pPr>
         <w:pStyle w:val="Normal"/>
         <w:widowControl w:val="false"/>
-        <w:pBdr/>
         <w:rPr/>
       </w:pPr>
       <w:r>
@@ -3249,7 +3416,6 @@
       <w:pPr>
         <w:pStyle w:val="Normal"/>
         <w:widowControl w:val="false"/>
-        <w:pBdr/>
         <w:rPr/>
       </w:pPr>
       <w:r>
@@ -3338,7 +3504,6 @@
       <w:pPr>
         <w:pStyle w:val="Normal"/>
         <w:widowControl w:val="false"/>
-        <w:pBdr/>
         <w:rPr/>
       </w:pPr>
       <w:r>
@@ -3351,9 +3516,8 @@
         <w:widowControl w:val="false"/>
         <w:numPr>
           <w:ilvl w:val="0"/>
-          <w:numId w:val="2"/>
+          <w:numId w:val="1"/>
         </w:numPr>
-        <w:pBdr/>
         <w:spacing w:lineRule="auto" w:line="360" w:before="0" w:after="0"/>
         <w:ind w:firstLine="720" w:start="0" w:end="0"/>
         <w:jc w:val="both"/>
@@ -3490,7 +3654,6 @@
       <w:pPr>
         <w:pStyle w:val="Normal"/>
         <w:widowControl w:val="false"/>
-        <w:pBdr/>
         <w:rPr/>
       </w:pPr>
       <w:r>
@@ -3579,7 +3742,6 @@
       <w:pPr>
         <w:pStyle w:val="Normal"/>
         <w:widowControl w:val="false"/>
-        <w:pBdr/>
         <w:rPr/>
       </w:pPr>
       <w:r>
@@ -3661,7 +3823,31 @@
           <w:sz w:val="28"/>
           <w:szCs w:val="28"/>
         </w:rPr>
-        <w:t>Рисунок 15 - Листинг метода «Задание6» для вычисления выражения.</w:t>
+        <w:t xml:space="preserve">Рисунок 15 — </w:t>
+      </w:r>
+      <w:r>
+        <w:rPr>
+          <w:rFonts w:eastAsia="Times New Roman" w:cs="Times New Roman" w:ascii="Times New Roman" w:hAnsi="Times New Roman"/>
+          <w:b w:val="false"/>
+          <w:bCs w:val="false"/>
+          <w:i/>
+          <w:iCs/>
+          <w:sz w:val="28"/>
+          <w:szCs w:val="28"/>
+        </w:rPr>
+        <w:t xml:space="preserve">Метод </w:t>
+      </w:r>
+      <w:r>
+        <w:rPr>
+          <w:rFonts w:eastAsia="Times New Roman" w:cs="Times New Roman" w:ascii="Times New Roman" w:hAnsi="Times New Roman"/>
+          <w:b w:val="false"/>
+          <w:bCs w:val="false"/>
+          <w:i/>
+          <w:iCs/>
+          <w:sz w:val="28"/>
+          <w:szCs w:val="28"/>
+        </w:rPr>
+        <w:t>«Задание6» для вычисления выражения.</w:t>
       </w:r>
     </w:p>
     <w:p>
@@ -3670,9 +3856,8 @@
         <w:widowControl w:val="false"/>
         <w:numPr>
           <w:ilvl w:val="0"/>
-          <w:numId w:val="2"/>
+          <w:numId w:val="1"/>
         </w:numPr>
-        <w:pBdr/>
         <w:spacing w:lineRule="auto" w:line="360" w:before="0" w:after="0"/>
         <w:ind w:firstLine="720" w:start="0" w:end="0"/>
         <w:jc w:val="both"/>
@@ -3734,7 +3919,6 @@
       <w:pPr>
         <w:pStyle w:val="Normal"/>
         <w:widowControl w:val="false"/>
-        <w:pBdr/>
         <w:rPr/>
       </w:pPr>
       <w:r>
@@ -3823,7 +4007,6 @@
       <w:pPr>
         <w:pStyle w:val="Normal"/>
         <w:widowControl w:val="false"/>
-        <w:pBdr/>
         <w:rPr/>
       </w:pPr>
       <w:r>
@@ -3835,7 +4018,6 @@
       <w:pPr>
         <w:pStyle w:val="Normal"/>
         <w:widowControl w:val="false"/>
-        <w:pBdr/>
         <w:rPr/>
       </w:pPr>
       <w:r>
@@ -3846,7 +4028,6 @@
       <w:pPr>
         <w:pStyle w:val="Normal"/>
         <w:widowControl w:val="false"/>
-        <w:pBdr/>
         <w:rPr/>
       </w:pPr>
       <w:r>
@@ -3928,7 +4109,31 @@
           <w:sz w:val="28"/>
           <w:szCs w:val="28"/>
         </w:rPr>
-        <w:t>Рисунок 17 - Листинг метода «Задание7» для выделения целой и дробной частей.</w:t>
+        <w:t xml:space="preserve">Рисунок 17 - </w:t>
+      </w:r>
+      <w:r>
+        <w:rPr>
+          <w:rFonts w:eastAsia="Times New Roman" w:cs="Times New Roman" w:ascii="Times New Roman" w:hAnsi="Times New Roman"/>
+          <w:b w:val="false"/>
+          <w:bCs w:val="false"/>
+          <w:i/>
+          <w:iCs/>
+          <w:sz w:val="28"/>
+          <w:szCs w:val="28"/>
+        </w:rPr>
+        <w:t>Метод</w:t>
+      </w:r>
+      <w:r>
+        <w:rPr>
+          <w:rFonts w:eastAsia="Times New Roman" w:cs="Times New Roman" w:ascii="Times New Roman" w:hAnsi="Times New Roman"/>
+          <w:b w:val="false"/>
+          <w:bCs w:val="false"/>
+          <w:i/>
+          <w:iCs/>
+          <w:sz w:val="28"/>
+          <w:szCs w:val="28"/>
+        </w:rPr>
+        <w:t xml:space="preserve"> «Задание7» для выделения целой и дробной частей.</w:t>
       </w:r>
     </w:p>
     <w:p>
@@ -3937,9 +4142,8 @@
         <w:widowControl w:val="false"/>
         <w:numPr>
           <w:ilvl w:val="0"/>
-          <w:numId w:val="2"/>
+          <w:numId w:val="1"/>
         </w:numPr>
-        <w:pBdr/>
         <w:spacing w:lineRule="auto" w:line="360" w:before="0" w:after="0"/>
         <w:ind w:firstLine="720" w:start="0" w:end="0"/>
         <w:jc w:val="both"/>
@@ -4001,7 +4205,6 @@
       <w:pPr>
         <w:pStyle w:val="Normal"/>
         <w:widowControl w:val="false"/>
-        <w:pBdr/>
         <w:rPr/>
       </w:pPr>
       <w:r>
@@ -4012,7 +4215,6 @@
       <w:pPr>
         <w:pStyle w:val="Normal"/>
         <w:widowControl w:val="false"/>
-        <w:pBdr/>
         <w:rPr/>
       </w:pPr>
       <w:r>
@@ -4101,7 +4303,6 @@
       <w:pPr>
         <w:pStyle w:val="Normal"/>
         <w:widowControl w:val="false"/>
-        <w:pBdr/>
         <w:rPr/>
       </w:pPr>
       <w:r>
@@ -4183,14 +4384,37 @@
           <w:sz w:val="28"/>
           <w:szCs w:val="28"/>
         </w:rPr>
-        <w:t>Рисунок 19 - Листинг метода «Задание8» для вычисления начала и конца периодов.</w:t>
+        <w:t xml:space="preserve">Рисунок 19 - </w:t>
+      </w:r>
+      <w:r>
+        <w:rPr>
+          <w:rFonts w:eastAsia="Times New Roman" w:cs="Times New Roman" w:ascii="Times New Roman" w:hAnsi="Times New Roman"/>
+          <w:b w:val="false"/>
+          <w:bCs w:val="false"/>
+          <w:i/>
+          <w:iCs/>
+          <w:sz w:val="28"/>
+          <w:szCs w:val="28"/>
+        </w:rPr>
+        <w:t>Метод</w:t>
+      </w:r>
+      <w:r>
+        <w:rPr>
+          <w:rFonts w:eastAsia="Times New Roman" w:cs="Times New Roman" w:ascii="Times New Roman" w:hAnsi="Times New Roman"/>
+          <w:b w:val="false"/>
+          <w:bCs w:val="false"/>
+          <w:i/>
+          <w:iCs/>
+          <w:sz w:val="28"/>
+          <w:szCs w:val="28"/>
+        </w:rPr>
+        <w:t xml:space="preserve"> «Задание8» для вычисления начала и конца периодов.</w:t>
       </w:r>
     </w:p>
     <w:p>
       <w:pPr>
         <w:pStyle w:val="Normal"/>
         <w:widowControl w:val="false"/>
-        <w:pBdr/>
         <w:rPr/>
       </w:pPr>
       <w:r>
@@ -4204,9 +4428,8 @@
         <w:widowControl w:val="false"/>
         <w:numPr>
           <w:ilvl w:val="0"/>
-          <w:numId w:val="2"/>
+          <w:numId w:val="1"/>
         </w:numPr>
-        <w:pBdr/>
         <w:spacing w:lineRule="auto" w:line="360" w:before="0" w:after="0"/>
         <w:ind w:firstLine="720" w:start="0" w:end="0"/>
         <w:jc w:val="both"/>
@@ -4268,7 +4491,6 @@
       <w:pPr>
         <w:pStyle w:val="Normal"/>
         <w:widowControl w:val="false"/>
-        <w:pBdr/>
         <w:rPr/>
       </w:pPr>
       <w:r>
@@ -4279,7 +4501,6 @@
       <w:pPr>
         <w:pStyle w:val="Normal"/>
         <w:widowControl w:val="false"/>
-        <w:pBdr/>
         <w:rPr/>
       </w:pPr>
       <w:r>
@@ -4368,7 +4589,6 @@
       <w:pPr>
         <w:pStyle w:val="Normal"/>
         <w:widowControl w:val="false"/>
-        <w:pBdr/>
         <w:rPr/>
       </w:pPr>
       <w:r>
@@ -4450,7 +4670,31 @@
           <w:sz w:val="28"/>
           <w:szCs w:val="28"/>
         </w:rPr>
-        <w:t>Рисунок 21 - Листинг метода «Задание9» для вычисления номера дня в году.</w:t>
+        <w:t xml:space="preserve">Рисунок 21 — </w:t>
+      </w:r>
+      <w:r>
+        <w:rPr>
+          <w:rFonts w:eastAsia="Times New Roman" w:cs="Times New Roman" w:ascii="Times New Roman" w:hAnsi="Times New Roman"/>
+          <w:b w:val="false"/>
+          <w:bCs w:val="false"/>
+          <w:i/>
+          <w:iCs/>
+          <w:sz w:val="28"/>
+          <w:szCs w:val="28"/>
+        </w:rPr>
+        <w:t xml:space="preserve">Метод </w:t>
+      </w:r>
+      <w:r>
+        <w:rPr>
+          <w:rFonts w:eastAsia="Times New Roman" w:cs="Times New Roman" w:ascii="Times New Roman" w:hAnsi="Times New Roman"/>
+          <w:b w:val="false"/>
+          <w:bCs w:val="false"/>
+          <w:i/>
+          <w:iCs/>
+          <w:sz w:val="28"/>
+          <w:szCs w:val="28"/>
+        </w:rPr>
+        <w:t>«Задание9» для вычисления номера дня в году.</w:t>
       </w:r>
     </w:p>
     <w:p>
@@ -4459,9 +4703,8 @@
         <w:widowControl w:val="false"/>
         <w:numPr>
           <w:ilvl w:val="0"/>
-          <w:numId w:val="2"/>
+          <w:numId w:val="1"/>
         </w:numPr>
-        <w:pBdr/>
         <w:spacing w:lineRule="auto" w:line="360" w:before="0" w:after="0"/>
         <w:ind w:firstLine="720" w:start="0" w:end="0"/>
         <w:jc w:val="both"/>
@@ -4523,7 +4766,6 @@
       <w:pPr>
         <w:pStyle w:val="Normal"/>
         <w:widowControl w:val="false"/>
-        <w:pBdr/>
         <w:rPr/>
       </w:pPr>
       <w:r>
@@ -4534,7 +4776,6 @@
       <w:pPr>
         <w:pStyle w:val="Normal"/>
         <w:widowControl w:val="false"/>
-        <w:pBdr/>
         <w:rPr/>
       </w:pPr>
       <w:r>
@@ -4623,7 +4864,6 @@
       <w:pPr>
         <w:pStyle w:val="Normal"/>
         <w:widowControl w:val="false"/>
-        <w:pBdr/>
         <w:rPr/>
       </w:pPr>
       <w:r>
@@ -4635,7 +4875,6 @@
       <w:pPr>
         <w:pStyle w:val="Normal"/>
         <w:widowControl w:val="false"/>
-        <w:pBdr/>
         <w:rPr/>
       </w:pPr>
       <w:r>
@@ -4646,7 +4885,6 @@
       <w:pPr>
         <w:pStyle w:val="Normal"/>
         <w:widowControl w:val="false"/>
-        <w:pBdr/>
         <w:rPr/>
       </w:pPr>
       <w:r>
@@ -4728,7 +4966,31 @@
           <w:sz w:val="28"/>
           <w:szCs w:val="28"/>
         </w:rPr>
-        <w:t>Рисунок 23 - Листинг метода «Задание10» для анализа введенного числа.</w:t>
+        <w:t xml:space="preserve">Рисунок 23 - </w:t>
+      </w:r>
+      <w:r>
+        <w:rPr>
+          <w:rFonts w:eastAsia="Times New Roman" w:cs="Times New Roman" w:ascii="Times New Roman" w:hAnsi="Times New Roman"/>
+          <w:b w:val="false"/>
+          <w:bCs w:val="false"/>
+          <w:i/>
+          <w:iCs/>
+          <w:sz w:val="28"/>
+          <w:szCs w:val="28"/>
+        </w:rPr>
+        <w:t>Метод</w:t>
+      </w:r>
+      <w:r>
+        <w:rPr>
+          <w:rFonts w:eastAsia="Times New Roman" w:cs="Times New Roman" w:ascii="Times New Roman" w:hAnsi="Times New Roman"/>
+          <w:b w:val="false"/>
+          <w:bCs w:val="false"/>
+          <w:i/>
+          <w:iCs/>
+          <w:sz w:val="28"/>
+          <w:szCs w:val="28"/>
+        </w:rPr>
+        <w:t xml:space="preserve"> «Задание10» для анализа введенного числа.</w:t>
       </w:r>
     </w:p>
     <w:p>
@@ -4737,9 +4999,8 @@
         <w:widowControl w:val="false"/>
         <w:numPr>
           <w:ilvl w:val="0"/>
-          <w:numId w:val="2"/>
+          <w:numId w:val="1"/>
         </w:numPr>
-        <w:pBdr/>
         <w:spacing w:lineRule="auto" w:line="360" w:before="0" w:after="0"/>
         <w:ind w:firstLine="720" w:start="0" w:end="0"/>
         <w:jc w:val="both"/>
@@ -4801,7 +5062,6 @@
       <w:pPr>
         <w:pStyle w:val="Normal"/>
         <w:widowControl w:val="false"/>
-        <w:pBdr/>
         <w:rPr/>
       </w:pPr>
       <w:r>
@@ -4812,7 +5072,6 @@
       <w:pPr>
         <w:pStyle w:val="Normal"/>
         <w:widowControl w:val="false"/>
-        <w:pBdr/>
         <w:rPr/>
       </w:pPr>
       <w:r>
@@ -4901,7 +5160,6 @@
       <w:pPr>
         <w:pStyle w:val="Normal"/>
         <w:widowControl w:val="false"/>
-        <w:pBdr/>
         <w:rPr/>
       </w:pPr>
       <w:r>
@@ -4983,7 +5241,31 @@
           <w:sz w:val="28"/>
           <w:szCs w:val="28"/>
         </w:rPr>
-        <w:t>Рисунок 25 - Листинг метода «Задание11» для разделения число-буквенной строки.</w:t>
+        <w:t xml:space="preserve">Рисунок 25 — </w:t>
+      </w:r>
+      <w:r>
+        <w:rPr>
+          <w:rFonts w:eastAsia="Times New Roman" w:cs="Times New Roman" w:ascii="Times New Roman" w:hAnsi="Times New Roman"/>
+          <w:b w:val="false"/>
+          <w:bCs w:val="false"/>
+          <w:i/>
+          <w:iCs/>
+          <w:sz w:val="28"/>
+          <w:szCs w:val="28"/>
+        </w:rPr>
+        <w:t xml:space="preserve">Метод </w:t>
+      </w:r>
+      <w:r>
+        <w:rPr>
+          <w:rFonts w:eastAsia="Times New Roman" w:cs="Times New Roman" w:ascii="Times New Roman" w:hAnsi="Times New Roman"/>
+          <w:b w:val="false"/>
+          <w:bCs w:val="false"/>
+          <w:i/>
+          <w:iCs/>
+          <w:sz w:val="28"/>
+          <w:szCs w:val="28"/>
+        </w:rPr>
+        <w:t>«Задание11» для разделения число-буквенной строки.</w:t>
       </w:r>
     </w:p>
     <w:p>
@@ -4992,9 +5274,8 @@
         <w:widowControl w:val="false"/>
         <w:numPr>
           <w:ilvl w:val="0"/>
-          <w:numId w:val="2"/>
+          <w:numId w:val="1"/>
         </w:numPr>
-        <w:pBdr/>
         <w:spacing w:lineRule="auto" w:line="360" w:before="0" w:after="0"/>
         <w:ind w:firstLine="720" w:start="0" w:end="0"/>
         <w:jc w:val="both"/>
@@ -5071,7 +5352,6 @@
       <w:pPr>
         <w:pStyle w:val="Normal"/>
         <w:widowControl w:val="false"/>
-        <w:pBdr/>
         <w:ind w:hanging="0"/>
         <w:rPr>
           <w:rFonts w:ascii="Times New Roman" w:hAnsi="Times New Roman" w:eastAsia="Times New Roman" w:cs="Times New Roman"/>
@@ -5175,7 +5455,6 @@
       <w:pPr>
         <w:pStyle w:val="Normal"/>
         <w:widowControl w:val="false"/>
-        <w:pBdr/>
         <w:ind w:hanging="0"/>
         <w:rPr>
           <w:rFonts w:ascii="Times New Roman" w:hAnsi="Times New Roman" w:eastAsia="Times New Roman" w:cs="Times New Roman"/>
@@ -5201,7 +5480,6 @@
       <w:pPr>
         <w:pStyle w:val="Normal"/>
         <w:widowControl w:val="false"/>
-        <w:pBdr/>
         <w:ind w:hanging="0"/>
         <w:rPr>
           <w:rFonts w:ascii="Times New Roman" w:hAnsi="Times New Roman" w:eastAsia="Times New Roman" w:cs="Times New Roman"/>
@@ -5298,7 +5576,31 @@
           <w:sz w:val="28"/>
           <w:szCs w:val="28"/>
         </w:rPr>
-        <w:t>Рисунок 27 - Листинг метода «Задание12» для вывода результата обработки текста.</w:t>
+        <w:t xml:space="preserve">Рисунок 27 — </w:t>
+      </w:r>
+      <w:r>
+        <w:rPr>
+          <w:rFonts w:eastAsia="Times New Roman" w:cs="Times New Roman" w:ascii="Times New Roman" w:hAnsi="Times New Roman"/>
+          <w:b w:val="false"/>
+          <w:bCs w:val="false"/>
+          <w:i/>
+          <w:iCs/>
+          <w:sz w:val="28"/>
+          <w:szCs w:val="28"/>
+        </w:rPr>
+        <w:t xml:space="preserve">Метод </w:t>
+      </w:r>
+      <w:r>
+        <w:rPr>
+          <w:rFonts w:eastAsia="Times New Roman" w:cs="Times New Roman" w:ascii="Times New Roman" w:hAnsi="Times New Roman"/>
+          <w:b w:val="false"/>
+          <w:bCs w:val="false"/>
+          <w:i/>
+          <w:iCs/>
+          <w:sz w:val="28"/>
+          <w:szCs w:val="28"/>
+        </w:rPr>
+        <w:t>«Задание12» для вывода результата обработки текста.</w:t>
       </w:r>
       <w:r>
         <w:br w:type="page"/>
@@ -5307,6 +5609,8 @@
     <w:p>
       <w:pPr>
         <w:pStyle w:val="Heading1"/>
+        <w:spacing w:before="0" w:after="80"/>
+        <w:ind w:hanging="0" w:start="0"/>
         <w:outlineLvl w:val="9"/>
         <w:rPr/>
       </w:pPr>
@@ -5397,10 +5701,7 @@
     </w:p>
     <w:p>
       <w:pPr>
-        <w:pStyle w:val="Heading1"/>
-        <w:spacing w:lineRule="auto" w:line="278" w:before="360" w:after="80"/>
-        <w:ind w:hanging="0" w:start="0" w:end="0"/>
-        <w:jc w:val="start"/>
+        <w:pStyle w:val="Normal"/>
         <w:rPr>
           <w:rFonts w:ascii="Times New Roman" w:hAnsi="Times New Roman" w:eastAsia="Times New Roman" w:cs="Times New Roman"/>
           <w:b/>
@@ -5414,15 +5715,7 @@
       <w:bookmarkStart w:id="7" w:name="__RefHeading___Toc5784_2083151864"/>
       <w:bookmarkEnd w:id="7"/>
       <w:r>
-        <w:rPr>
-          <w:rFonts w:eastAsia="Times New Roman" w:cs="Times New Roman" w:ascii="Times New Roman" w:hAnsi="Times New Roman"/>
-          <w:b/>
-          <w:bCs/>
-          <w:i w:val="false"/>
-          <w:iCs w:val="false"/>
-          <w:sz w:val="28"/>
-          <w:szCs w:val="28"/>
-        </w:rPr>
+        <w:rPr/>
         <w:t>Заключение</w:t>
       </w:r>
     </w:p>
@@ -5493,34 +5786,15 @@
     </w:p>
     <w:p>
       <w:pPr>
-        <w:pStyle w:val="Heading1"/>
-        <w:spacing w:lineRule="auto" w:line="278" w:before="360" w:after="80"/>
-        <w:ind w:hanging="0" w:start="0" w:end="0"/>
-        <w:jc w:val="start"/>
-        <w:rPr>
-          <w:rFonts w:ascii="Times New Roman" w:hAnsi="Times New Roman" w:eastAsia="Times New Roman" w:cs="Times New Roman"/>
-          <w:b/>
-          <w:bCs/>
-          <w:i w:val="false"/>
-          <w:iCs w:val="false"/>
-          <w:sz w:val="28"/>
-          <w:szCs w:val="28"/>
-        </w:rPr>
+        <w:pStyle w:val="Normal"/>
+        <w:rPr/>
       </w:pPr>
       <w:bookmarkStart w:id="8" w:name="__RefHeading___Toc3313_1066337574"/>
       <w:bookmarkStart w:id="9" w:name="_heading=h.95rbiep4jyl5"/>
       <w:bookmarkEnd w:id="8"/>
       <w:bookmarkEnd w:id="9"/>
       <w:r>
-        <w:rPr>
-          <w:rFonts w:eastAsia="Times New Roman" w:cs="Times New Roman" w:ascii="Times New Roman" w:hAnsi="Times New Roman"/>
-          <w:b/>
-          <w:bCs/>
-          <w:i w:val="false"/>
-          <w:iCs w:val="false"/>
-          <w:sz w:val="28"/>
-          <w:szCs w:val="28"/>
-        </w:rPr>
+        <w:rPr/>
         <w:t>Ответы на контрольные вопросы</w:t>
       </w:r>
     </w:p>
@@ -6136,8 +6410,9 @@
       </w:r>
     </w:p>
     <w:sectPr>
-      <w:footerReference w:type="default" r:id="rId30"/>
-      <w:footerReference w:type="first" r:id="rId31"/>
+      <w:footerReference w:type="even" r:id="rId30"/>
+      <w:footerReference w:type="default" r:id="rId31"/>
+      <w:footerReference w:type="first" r:id="rId32"/>
       <w:type w:val="nextPage"/>
       <w:pgSz w:w="11906" w:h="16838"/>
       <w:pgMar w:left="1701" w:right="850" w:gutter="0" w:header="0" w:top="1134" w:footer="708" w:bottom="1134"/>
@@ -6152,6 +6427,20 @@
 </file>
 
 <file path=word/footer1.xml><?xml version="1.0" encoding="utf-8"?>
+<w:ftr xmlns:o="urn:schemas-microsoft-com:office:office" xmlns:r="http://schemas.openxmlformats.org/officeDocument/2006/relationships" xmlns:v="urn:schemas-microsoft-com:vml" xmlns:w="http://schemas.openxmlformats.org/wordprocessingml/2006/main" xmlns:w10="urn:schemas-microsoft-com:office:word" xmlns:wp="http://schemas.openxmlformats.org/drawingml/2006/wordprocessingDrawing" xmlns:pic="http://schemas.openxmlformats.org/drawingml/2006/picture" xmlns:wps="http://schemas.microsoft.com/office/word/2010/wordprocessingShape" xmlns:wpg="http://schemas.microsoft.com/office/word/2010/wordprocessingGroup" xmlns:mc="http://schemas.openxmlformats.org/markup-compatibility/2006" xmlns:wp14="http://schemas.microsoft.com/office/word/2010/wordprocessingDrawing" xmlns:w14="http://schemas.microsoft.com/office/word/2010/wordml" xmlns:w15="http://schemas.microsoft.com/office/word/2012/wordml" mc:Ignorable="w14 wp14 w15">
+  <w:p>
+    <w:pPr>
+      <w:pStyle w:val="Footer"/>
+      <w:rPr/>
+    </w:pPr>
+    <w:r>
+      <w:rPr/>
+    </w:r>
+  </w:p>
+</w:ftr>
+</file>
+
+<file path=word/footer2.xml><?xml version="1.0" encoding="utf-8"?>
 <w:ftr xmlns:o="urn:schemas-microsoft-com:office:office" xmlns:r="http://schemas.openxmlformats.org/officeDocument/2006/relationships" xmlns:v="urn:schemas-microsoft-com:vml" xmlns:w="http://schemas.openxmlformats.org/wordprocessingml/2006/main" xmlns:w10="urn:schemas-microsoft-com:office:word" xmlns:wp="http://schemas.openxmlformats.org/drawingml/2006/wordprocessingDrawing" xmlns:pic="http://schemas.openxmlformats.org/drawingml/2006/picture" xmlns:wps="http://schemas.microsoft.com/office/word/2010/wordprocessingShape" xmlns:wpg="http://schemas.microsoft.com/office/word/2010/wordprocessingGroup" xmlns:mc="http://schemas.openxmlformats.org/markup-compatibility/2006" xmlns:wp14="http://schemas.microsoft.com/office/word/2010/wordprocessingDrawing" xmlns:w14="http://schemas.microsoft.com/office/word/2010/wordml" xmlns:w15="http://schemas.microsoft.com/office/word/2012/wordml" mc:Ignorable="w14 wp14 w15">
   <w:p>
     <w:pPr>
@@ -6192,7 +6481,7 @@
 </w:ftr>
 </file>
 
-<file path=word/footer2.xml><?xml version="1.0" encoding="utf-8"?>
+<file path=word/footer3.xml><?xml version="1.0" encoding="utf-8"?>
 <w:ftr xmlns:o="urn:schemas-microsoft-com:office:office" xmlns:r="http://schemas.openxmlformats.org/officeDocument/2006/relationships" xmlns:v="urn:schemas-microsoft-com:vml" xmlns:w="http://schemas.openxmlformats.org/wordprocessingml/2006/main" xmlns:w10="urn:schemas-microsoft-com:office:word" xmlns:wp="http://schemas.openxmlformats.org/drawingml/2006/wordprocessingDrawing" xmlns:pic="http://schemas.openxmlformats.org/drawingml/2006/picture" xmlns:wps="http://schemas.microsoft.com/office/word/2010/wordprocessingShape" xmlns:wpg="http://schemas.microsoft.com/office/word/2010/wordprocessingGroup" xmlns:mc="http://schemas.openxmlformats.org/markup-compatibility/2006" xmlns:wp14="http://schemas.microsoft.com/office/word/2010/wordprocessingDrawing" xmlns:w14="http://schemas.microsoft.com/office/word/2010/wordml" xmlns:w15="http://schemas.microsoft.com/office/word/2012/wordml" mc:Ignorable="w14 wp14 w15">
   <w:p>
     <w:pPr>
@@ -6211,125 +6500,6 @@
   <w:abstractNum w:abstractNumId="1">
     <w:lvl w:ilvl="0">
       <w:start w:val="1"/>
-      <w:numFmt w:val="none"/>
-      <w:suff w:val="nothing"/>
-      <w:lvlText w:val="%1"/>
-      <w:lvlJc w:val="start"/>
-      <w:pPr>
-        <w:tabs>
-          <w:tab w:val="num" w:pos="0"/>
-        </w:tabs>
-        <w:ind w:start="0" w:hanging="0"/>
-      </w:pPr>
-    </w:lvl>
-    <w:lvl w:ilvl="1">
-      <w:start w:val="1"/>
-      <w:numFmt w:val="none"/>
-      <w:suff w:val="nothing"/>
-      <w:lvlText w:val="%2"/>
-      <w:lvlJc w:val="start"/>
-      <w:pPr>
-        <w:tabs>
-          <w:tab w:val="num" w:pos="0"/>
-        </w:tabs>
-        <w:ind w:start="0" w:hanging="0"/>
-      </w:pPr>
-    </w:lvl>
-    <w:lvl w:ilvl="2">
-      <w:start w:val="1"/>
-      <w:numFmt w:val="none"/>
-      <w:suff w:val="nothing"/>
-      <w:lvlText w:val="%3"/>
-      <w:lvlJc w:val="start"/>
-      <w:pPr>
-        <w:tabs>
-          <w:tab w:val="num" w:pos="0"/>
-        </w:tabs>
-        <w:ind w:start="0" w:hanging="0"/>
-      </w:pPr>
-    </w:lvl>
-    <w:lvl w:ilvl="3">
-      <w:start w:val="1"/>
-      <w:numFmt w:val="none"/>
-      <w:suff w:val="nothing"/>
-      <w:lvlText w:val="%4"/>
-      <w:lvlJc w:val="start"/>
-      <w:pPr>
-        <w:tabs>
-          <w:tab w:val="num" w:pos="0"/>
-        </w:tabs>
-        <w:ind w:start="0" w:hanging="0"/>
-      </w:pPr>
-    </w:lvl>
-    <w:lvl w:ilvl="4">
-      <w:start w:val="1"/>
-      <w:numFmt w:val="none"/>
-      <w:suff w:val="nothing"/>
-      <w:lvlText w:val="%5"/>
-      <w:lvlJc w:val="start"/>
-      <w:pPr>
-        <w:tabs>
-          <w:tab w:val="num" w:pos="0"/>
-        </w:tabs>
-        <w:ind w:start="0" w:hanging="0"/>
-      </w:pPr>
-    </w:lvl>
-    <w:lvl w:ilvl="5">
-      <w:start w:val="1"/>
-      <w:numFmt w:val="none"/>
-      <w:suff w:val="nothing"/>
-      <w:lvlText w:val="%6"/>
-      <w:lvlJc w:val="start"/>
-      <w:pPr>
-        <w:tabs>
-          <w:tab w:val="num" w:pos="0"/>
-        </w:tabs>
-        <w:ind w:start="0" w:hanging="0"/>
-      </w:pPr>
-    </w:lvl>
-    <w:lvl w:ilvl="6">
-      <w:start w:val="1"/>
-      <w:numFmt w:val="none"/>
-      <w:suff w:val="nothing"/>
-      <w:lvlText w:val="%7"/>
-      <w:lvlJc w:val="start"/>
-      <w:pPr>
-        <w:tabs>
-          <w:tab w:val="num" w:pos="0"/>
-        </w:tabs>
-        <w:ind w:start="0" w:hanging="0"/>
-      </w:pPr>
-    </w:lvl>
-    <w:lvl w:ilvl="7">
-      <w:start w:val="1"/>
-      <w:numFmt w:val="none"/>
-      <w:suff w:val="nothing"/>
-      <w:lvlText w:val="%8"/>
-      <w:lvlJc w:val="start"/>
-      <w:pPr>
-        <w:tabs>
-          <w:tab w:val="num" w:pos="0"/>
-        </w:tabs>
-        <w:ind w:start="0" w:hanging="0"/>
-      </w:pPr>
-    </w:lvl>
-    <w:lvl w:ilvl="8">
-      <w:start w:val="1"/>
-      <w:numFmt w:val="none"/>
-      <w:suff w:val="nothing"/>
-      <w:lvlText w:val="%9"/>
-      <w:lvlJc w:val="start"/>
-      <w:pPr>
-        <w:tabs>
-          <w:tab w:val="num" w:pos="0"/>
-        </w:tabs>
-        <w:ind w:start="0" w:hanging="0"/>
-      </w:pPr>
-    </w:lvl>
-  </w:abstractNum>
-  <w:abstractNum w:abstractNumId="2">
-    <w:lvl w:ilvl="0">
-      <w:start w:val="1"/>
       <w:numFmt w:val="bullet"/>
       <w:lvlText w:val=""/>
       <w:lvlJc w:val="start"/>
@@ -6465,11 +6635,830 @@
       </w:rPr>
     </w:lvl>
   </w:abstractNum>
+  <w:abstractNum w:abstractNumId="2">
+    <w:lvl w:ilvl="0">
+      <w:start w:val="1"/>
+      <w:numFmt w:val="bullet"/>
+      <w:lvlText w:val=""/>
+      <w:lvlJc w:val="start"/>
+      <w:pPr>
+        <w:tabs>
+          <w:tab w:val="num" w:pos="720"/>
+        </w:tabs>
+        <w:ind w:start="720" w:hanging="360"/>
+      </w:pPr>
+      <w:rPr>
+        <w:rFonts w:ascii="Symbol" w:hAnsi="Symbol" w:cs="Symbol" w:hint="default"/>
+      </w:rPr>
+    </w:lvl>
+    <w:lvl w:ilvl="1">
+      <w:start w:val="1"/>
+      <w:numFmt w:val="bullet"/>
+      <w:lvlText w:val="◦"/>
+      <w:lvlJc w:val="start"/>
+      <w:pPr>
+        <w:tabs>
+          <w:tab w:val="num" w:pos="1080"/>
+        </w:tabs>
+        <w:ind w:start="1080" w:hanging="360"/>
+      </w:pPr>
+      <w:rPr>
+        <w:rFonts w:ascii="OpenSymbol" w:hAnsi="OpenSymbol" w:cs="OpenSymbol" w:hint="default"/>
+      </w:rPr>
+    </w:lvl>
+    <w:lvl w:ilvl="2">
+      <w:start w:val="1"/>
+      <w:numFmt w:val="bullet"/>
+      <w:lvlText w:val="▪"/>
+      <w:lvlJc w:val="start"/>
+      <w:pPr>
+        <w:tabs>
+          <w:tab w:val="num" w:pos="1440"/>
+        </w:tabs>
+        <w:ind w:start="1440" w:hanging="360"/>
+      </w:pPr>
+      <w:rPr>
+        <w:rFonts w:ascii="OpenSymbol" w:hAnsi="OpenSymbol" w:cs="OpenSymbol" w:hint="default"/>
+      </w:rPr>
+    </w:lvl>
+    <w:lvl w:ilvl="3">
+      <w:start w:val="1"/>
+      <w:numFmt w:val="bullet"/>
+      <w:lvlText w:val=""/>
+      <w:lvlJc w:val="start"/>
+      <w:pPr>
+        <w:tabs>
+          <w:tab w:val="num" w:pos="1800"/>
+        </w:tabs>
+        <w:ind w:start="1800" w:hanging="360"/>
+      </w:pPr>
+      <w:rPr>
+        <w:rFonts w:ascii="Symbol" w:hAnsi="Symbol" w:cs="Symbol" w:hint="default"/>
+      </w:rPr>
+    </w:lvl>
+    <w:lvl w:ilvl="4">
+      <w:start w:val="1"/>
+      <w:numFmt w:val="bullet"/>
+      <w:lvlText w:val="◦"/>
+      <w:lvlJc w:val="start"/>
+      <w:pPr>
+        <w:tabs>
+          <w:tab w:val="num" w:pos="2160"/>
+        </w:tabs>
+        <w:ind w:start="2160" w:hanging="360"/>
+      </w:pPr>
+      <w:rPr>
+        <w:rFonts w:ascii="OpenSymbol" w:hAnsi="OpenSymbol" w:cs="OpenSymbol" w:hint="default"/>
+      </w:rPr>
+    </w:lvl>
+    <w:lvl w:ilvl="5">
+      <w:start w:val="1"/>
+      <w:numFmt w:val="bullet"/>
+      <w:lvlText w:val="▪"/>
+      <w:lvlJc w:val="start"/>
+      <w:pPr>
+        <w:tabs>
+          <w:tab w:val="num" w:pos="2520"/>
+        </w:tabs>
+        <w:ind w:start="2520" w:hanging="360"/>
+      </w:pPr>
+      <w:rPr>
+        <w:rFonts w:ascii="OpenSymbol" w:hAnsi="OpenSymbol" w:cs="OpenSymbol" w:hint="default"/>
+      </w:rPr>
+    </w:lvl>
+    <w:lvl w:ilvl="6">
+      <w:start w:val="1"/>
+      <w:numFmt w:val="bullet"/>
+      <w:lvlText w:val=""/>
+      <w:lvlJc w:val="start"/>
+      <w:pPr>
+        <w:tabs>
+          <w:tab w:val="num" w:pos="2880"/>
+        </w:tabs>
+        <w:ind w:start="2880" w:hanging="360"/>
+      </w:pPr>
+      <w:rPr>
+        <w:rFonts w:ascii="Symbol" w:hAnsi="Symbol" w:cs="Symbol" w:hint="default"/>
+      </w:rPr>
+    </w:lvl>
+    <w:lvl w:ilvl="7">
+      <w:start w:val="1"/>
+      <w:numFmt w:val="bullet"/>
+      <w:lvlText w:val="◦"/>
+      <w:lvlJc w:val="start"/>
+      <w:pPr>
+        <w:tabs>
+          <w:tab w:val="num" w:pos="3240"/>
+        </w:tabs>
+        <w:ind w:start="3240" w:hanging="360"/>
+      </w:pPr>
+      <w:rPr>
+        <w:rFonts w:ascii="OpenSymbol" w:hAnsi="OpenSymbol" w:cs="OpenSymbol" w:hint="default"/>
+      </w:rPr>
+    </w:lvl>
+    <w:lvl w:ilvl="8">
+      <w:start w:val="1"/>
+      <w:numFmt w:val="bullet"/>
+      <w:lvlText w:val="▪"/>
+      <w:lvlJc w:val="start"/>
+      <w:pPr>
+        <w:tabs>
+          <w:tab w:val="num" w:pos="3600"/>
+        </w:tabs>
+        <w:ind w:start="3600" w:hanging="360"/>
+      </w:pPr>
+      <w:rPr>
+        <w:rFonts w:ascii="OpenSymbol" w:hAnsi="OpenSymbol" w:cs="OpenSymbol" w:hint="default"/>
+      </w:rPr>
+    </w:lvl>
+  </w:abstractNum>
+  <w:abstractNum w:abstractNumId="3">
+    <w:lvl w:ilvl="0">
+      <w:start w:val="1"/>
+      <w:numFmt w:val="bullet"/>
+      <w:lvlText w:val=""/>
+      <w:lvlJc w:val="start"/>
+      <w:pPr>
+        <w:tabs>
+          <w:tab w:val="num" w:pos="720"/>
+        </w:tabs>
+        <w:ind w:start="720" w:hanging="360"/>
+      </w:pPr>
+      <w:rPr>
+        <w:rFonts w:ascii="Symbol" w:hAnsi="Symbol" w:cs="Symbol" w:hint="default"/>
+      </w:rPr>
+    </w:lvl>
+    <w:lvl w:ilvl="1">
+      <w:start w:val="1"/>
+      <w:numFmt w:val="bullet"/>
+      <w:lvlText w:val="◦"/>
+      <w:lvlJc w:val="start"/>
+      <w:pPr>
+        <w:tabs>
+          <w:tab w:val="num" w:pos="1080"/>
+        </w:tabs>
+        <w:ind w:start="1080" w:hanging="360"/>
+      </w:pPr>
+      <w:rPr>
+        <w:rFonts w:ascii="OpenSymbol" w:hAnsi="OpenSymbol" w:cs="OpenSymbol" w:hint="default"/>
+      </w:rPr>
+    </w:lvl>
+    <w:lvl w:ilvl="2">
+      <w:start w:val="1"/>
+      <w:numFmt w:val="bullet"/>
+      <w:lvlText w:val="▪"/>
+      <w:lvlJc w:val="start"/>
+      <w:pPr>
+        <w:tabs>
+          <w:tab w:val="num" w:pos="1440"/>
+        </w:tabs>
+        <w:ind w:start="1440" w:hanging="360"/>
+      </w:pPr>
+      <w:rPr>
+        <w:rFonts w:ascii="OpenSymbol" w:hAnsi="OpenSymbol" w:cs="OpenSymbol" w:hint="default"/>
+      </w:rPr>
+    </w:lvl>
+    <w:lvl w:ilvl="3">
+      <w:start w:val="1"/>
+      <w:numFmt w:val="bullet"/>
+      <w:lvlText w:val=""/>
+      <w:lvlJc w:val="start"/>
+      <w:pPr>
+        <w:tabs>
+          <w:tab w:val="num" w:pos="1800"/>
+        </w:tabs>
+        <w:ind w:start="1800" w:hanging="360"/>
+      </w:pPr>
+      <w:rPr>
+        <w:rFonts w:ascii="Symbol" w:hAnsi="Symbol" w:cs="Symbol" w:hint="default"/>
+      </w:rPr>
+    </w:lvl>
+    <w:lvl w:ilvl="4">
+      <w:start w:val="1"/>
+      <w:numFmt w:val="bullet"/>
+      <w:lvlText w:val="◦"/>
+      <w:lvlJc w:val="start"/>
+      <w:pPr>
+        <w:tabs>
+          <w:tab w:val="num" w:pos="2160"/>
+        </w:tabs>
+        <w:ind w:start="2160" w:hanging="360"/>
+      </w:pPr>
+      <w:rPr>
+        <w:rFonts w:ascii="OpenSymbol" w:hAnsi="OpenSymbol" w:cs="OpenSymbol" w:hint="default"/>
+      </w:rPr>
+    </w:lvl>
+    <w:lvl w:ilvl="5">
+      <w:start w:val="1"/>
+      <w:numFmt w:val="bullet"/>
+      <w:lvlText w:val="▪"/>
+      <w:lvlJc w:val="start"/>
+      <w:pPr>
+        <w:tabs>
+          <w:tab w:val="num" w:pos="2520"/>
+        </w:tabs>
+        <w:ind w:start="2520" w:hanging="360"/>
+      </w:pPr>
+      <w:rPr>
+        <w:rFonts w:ascii="OpenSymbol" w:hAnsi="OpenSymbol" w:cs="OpenSymbol" w:hint="default"/>
+      </w:rPr>
+    </w:lvl>
+    <w:lvl w:ilvl="6">
+      <w:start w:val="1"/>
+      <w:numFmt w:val="bullet"/>
+      <w:lvlText w:val=""/>
+      <w:lvlJc w:val="start"/>
+      <w:pPr>
+        <w:tabs>
+          <w:tab w:val="num" w:pos="2880"/>
+        </w:tabs>
+        <w:ind w:start="2880" w:hanging="360"/>
+      </w:pPr>
+      <w:rPr>
+        <w:rFonts w:ascii="Symbol" w:hAnsi="Symbol" w:cs="Symbol" w:hint="default"/>
+      </w:rPr>
+    </w:lvl>
+    <w:lvl w:ilvl="7">
+      <w:start w:val="1"/>
+      <w:numFmt w:val="bullet"/>
+      <w:lvlText w:val="◦"/>
+      <w:lvlJc w:val="start"/>
+      <w:pPr>
+        <w:tabs>
+          <w:tab w:val="num" w:pos="3240"/>
+        </w:tabs>
+        <w:ind w:start="3240" w:hanging="360"/>
+      </w:pPr>
+      <w:rPr>
+        <w:rFonts w:ascii="OpenSymbol" w:hAnsi="OpenSymbol" w:cs="OpenSymbol" w:hint="default"/>
+      </w:rPr>
+    </w:lvl>
+    <w:lvl w:ilvl="8">
+      <w:start w:val="1"/>
+      <w:numFmt w:val="bullet"/>
+      <w:lvlText w:val="▪"/>
+      <w:lvlJc w:val="start"/>
+      <w:pPr>
+        <w:tabs>
+          <w:tab w:val="num" w:pos="3600"/>
+        </w:tabs>
+        <w:ind w:start="3600" w:hanging="360"/>
+      </w:pPr>
+      <w:rPr>
+        <w:rFonts w:ascii="OpenSymbol" w:hAnsi="OpenSymbol" w:cs="OpenSymbol" w:hint="default"/>
+      </w:rPr>
+    </w:lvl>
+  </w:abstractNum>
+  <w:abstractNum w:abstractNumId="4">
+    <w:lvl w:ilvl="0">
+      <w:start w:val="1"/>
+      <w:numFmt w:val="bullet"/>
+      <w:lvlText w:val=""/>
+      <w:lvlJc w:val="start"/>
+      <w:pPr>
+        <w:tabs>
+          <w:tab w:val="num" w:pos="720"/>
+        </w:tabs>
+        <w:ind w:start="720" w:hanging="360"/>
+      </w:pPr>
+      <w:rPr>
+        <w:rFonts w:ascii="Symbol" w:hAnsi="Symbol" w:cs="Symbol" w:hint="default"/>
+      </w:rPr>
+    </w:lvl>
+    <w:lvl w:ilvl="1">
+      <w:start w:val="1"/>
+      <w:numFmt w:val="bullet"/>
+      <w:lvlText w:val="◦"/>
+      <w:lvlJc w:val="start"/>
+      <w:pPr>
+        <w:tabs>
+          <w:tab w:val="num" w:pos="1080"/>
+        </w:tabs>
+        <w:ind w:start="1080" w:hanging="360"/>
+      </w:pPr>
+      <w:rPr>
+        <w:rFonts w:ascii="OpenSymbol" w:hAnsi="OpenSymbol" w:cs="OpenSymbol" w:hint="default"/>
+      </w:rPr>
+    </w:lvl>
+    <w:lvl w:ilvl="2">
+      <w:start w:val="1"/>
+      <w:numFmt w:val="bullet"/>
+      <w:lvlText w:val="▪"/>
+      <w:lvlJc w:val="start"/>
+      <w:pPr>
+        <w:tabs>
+          <w:tab w:val="num" w:pos="1440"/>
+        </w:tabs>
+        <w:ind w:start="1440" w:hanging="360"/>
+      </w:pPr>
+      <w:rPr>
+        <w:rFonts w:ascii="OpenSymbol" w:hAnsi="OpenSymbol" w:cs="OpenSymbol" w:hint="default"/>
+      </w:rPr>
+    </w:lvl>
+    <w:lvl w:ilvl="3">
+      <w:start w:val="1"/>
+      <w:numFmt w:val="bullet"/>
+      <w:lvlText w:val=""/>
+      <w:lvlJc w:val="start"/>
+      <w:pPr>
+        <w:tabs>
+          <w:tab w:val="num" w:pos="1800"/>
+        </w:tabs>
+        <w:ind w:start="1800" w:hanging="360"/>
+      </w:pPr>
+      <w:rPr>
+        <w:rFonts w:ascii="Symbol" w:hAnsi="Symbol" w:cs="Symbol" w:hint="default"/>
+      </w:rPr>
+    </w:lvl>
+    <w:lvl w:ilvl="4">
+      <w:start w:val="1"/>
+      <w:numFmt w:val="bullet"/>
+      <w:lvlText w:val="◦"/>
+      <w:lvlJc w:val="start"/>
+      <w:pPr>
+        <w:tabs>
+          <w:tab w:val="num" w:pos="2160"/>
+        </w:tabs>
+        <w:ind w:start="2160" w:hanging="360"/>
+      </w:pPr>
+      <w:rPr>
+        <w:rFonts w:ascii="OpenSymbol" w:hAnsi="OpenSymbol" w:cs="OpenSymbol" w:hint="default"/>
+      </w:rPr>
+    </w:lvl>
+    <w:lvl w:ilvl="5">
+      <w:start w:val="1"/>
+      <w:numFmt w:val="bullet"/>
+      <w:lvlText w:val="▪"/>
+      <w:lvlJc w:val="start"/>
+      <w:pPr>
+        <w:tabs>
+          <w:tab w:val="num" w:pos="2520"/>
+        </w:tabs>
+        <w:ind w:start="2520" w:hanging="360"/>
+      </w:pPr>
+      <w:rPr>
+        <w:rFonts w:ascii="OpenSymbol" w:hAnsi="OpenSymbol" w:cs="OpenSymbol" w:hint="default"/>
+      </w:rPr>
+    </w:lvl>
+    <w:lvl w:ilvl="6">
+      <w:start w:val="1"/>
+      <w:numFmt w:val="bullet"/>
+      <w:lvlText w:val=""/>
+      <w:lvlJc w:val="start"/>
+      <w:pPr>
+        <w:tabs>
+          <w:tab w:val="num" w:pos="2880"/>
+        </w:tabs>
+        <w:ind w:start="2880" w:hanging="360"/>
+      </w:pPr>
+      <w:rPr>
+        <w:rFonts w:ascii="Symbol" w:hAnsi="Symbol" w:cs="Symbol" w:hint="default"/>
+      </w:rPr>
+    </w:lvl>
+    <w:lvl w:ilvl="7">
+      <w:start w:val="1"/>
+      <w:numFmt w:val="bullet"/>
+      <w:lvlText w:val="◦"/>
+      <w:lvlJc w:val="start"/>
+      <w:pPr>
+        <w:tabs>
+          <w:tab w:val="num" w:pos="3240"/>
+        </w:tabs>
+        <w:ind w:start="3240" w:hanging="360"/>
+      </w:pPr>
+      <w:rPr>
+        <w:rFonts w:ascii="OpenSymbol" w:hAnsi="OpenSymbol" w:cs="OpenSymbol" w:hint="default"/>
+      </w:rPr>
+    </w:lvl>
+    <w:lvl w:ilvl="8">
+      <w:start w:val="1"/>
+      <w:numFmt w:val="bullet"/>
+      <w:lvlText w:val="▪"/>
+      <w:lvlJc w:val="start"/>
+      <w:pPr>
+        <w:tabs>
+          <w:tab w:val="num" w:pos="3600"/>
+        </w:tabs>
+        <w:ind w:start="3600" w:hanging="360"/>
+      </w:pPr>
+      <w:rPr>
+        <w:rFonts w:ascii="OpenSymbol" w:hAnsi="OpenSymbol" w:cs="OpenSymbol" w:hint="default"/>
+      </w:rPr>
+    </w:lvl>
+  </w:abstractNum>
+  <w:abstractNum w:abstractNumId="5">
+    <w:lvl w:ilvl="0">
+      <w:start w:val="1"/>
+      <w:numFmt w:val="bullet"/>
+      <w:lvlText w:val=""/>
+      <w:lvlJc w:val="start"/>
+      <w:pPr>
+        <w:tabs>
+          <w:tab w:val="num" w:pos="720"/>
+        </w:tabs>
+        <w:ind w:start="720" w:hanging="360"/>
+      </w:pPr>
+      <w:rPr>
+        <w:rFonts w:ascii="Symbol" w:hAnsi="Symbol" w:cs="Symbol" w:hint="default"/>
+      </w:rPr>
+    </w:lvl>
+    <w:lvl w:ilvl="1">
+      <w:start w:val="1"/>
+      <w:numFmt w:val="bullet"/>
+      <w:lvlText w:val="◦"/>
+      <w:lvlJc w:val="start"/>
+      <w:pPr>
+        <w:tabs>
+          <w:tab w:val="num" w:pos="1080"/>
+        </w:tabs>
+        <w:ind w:start="1080" w:hanging="360"/>
+      </w:pPr>
+      <w:rPr>
+        <w:rFonts w:ascii="OpenSymbol" w:hAnsi="OpenSymbol" w:cs="OpenSymbol" w:hint="default"/>
+      </w:rPr>
+    </w:lvl>
+    <w:lvl w:ilvl="2">
+      <w:start w:val="1"/>
+      <w:numFmt w:val="bullet"/>
+      <w:lvlText w:val="▪"/>
+      <w:lvlJc w:val="start"/>
+      <w:pPr>
+        <w:tabs>
+          <w:tab w:val="num" w:pos="1440"/>
+        </w:tabs>
+        <w:ind w:start="1440" w:hanging="360"/>
+      </w:pPr>
+      <w:rPr>
+        <w:rFonts w:ascii="OpenSymbol" w:hAnsi="OpenSymbol" w:cs="OpenSymbol" w:hint="default"/>
+      </w:rPr>
+    </w:lvl>
+    <w:lvl w:ilvl="3">
+      <w:start w:val="1"/>
+      <w:numFmt w:val="bullet"/>
+      <w:lvlText w:val=""/>
+      <w:lvlJc w:val="start"/>
+      <w:pPr>
+        <w:tabs>
+          <w:tab w:val="num" w:pos="1800"/>
+        </w:tabs>
+        <w:ind w:start="1800" w:hanging="360"/>
+      </w:pPr>
+      <w:rPr>
+        <w:rFonts w:ascii="Symbol" w:hAnsi="Symbol" w:cs="Symbol" w:hint="default"/>
+      </w:rPr>
+    </w:lvl>
+    <w:lvl w:ilvl="4">
+      <w:start w:val="1"/>
+      <w:numFmt w:val="bullet"/>
+      <w:lvlText w:val="◦"/>
+      <w:lvlJc w:val="start"/>
+      <w:pPr>
+        <w:tabs>
+          <w:tab w:val="num" w:pos="2160"/>
+        </w:tabs>
+        <w:ind w:start="2160" w:hanging="360"/>
+      </w:pPr>
+      <w:rPr>
+        <w:rFonts w:ascii="OpenSymbol" w:hAnsi="OpenSymbol" w:cs="OpenSymbol" w:hint="default"/>
+      </w:rPr>
+    </w:lvl>
+    <w:lvl w:ilvl="5">
+      <w:start w:val="1"/>
+      <w:numFmt w:val="bullet"/>
+      <w:lvlText w:val="▪"/>
+      <w:lvlJc w:val="start"/>
+      <w:pPr>
+        <w:tabs>
+          <w:tab w:val="num" w:pos="2520"/>
+        </w:tabs>
+        <w:ind w:start="2520" w:hanging="360"/>
+      </w:pPr>
+      <w:rPr>
+        <w:rFonts w:ascii="OpenSymbol" w:hAnsi="OpenSymbol" w:cs="OpenSymbol" w:hint="default"/>
+      </w:rPr>
+    </w:lvl>
+    <w:lvl w:ilvl="6">
+      <w:start w:val="1"/>
+      <w:numFmt w:val="bullet"/>
+      <w:lvlText w:val=""/>
+      <w:lvlJc w:val="start"/>
+      <w:pPr>
+        <w:tabs>
+          <w:tab w:val="num" w:pos="2880"/>
+        </w:tabs>
+        <w:ind w:start="2880" w:hanging="360"/>
+      </w:pPr>
+      <w:rPr>
+        <w:rFonts w:ascii="Symbol" w:hAnsi="Symbol" w:cs="Symbol" w:hint="default"/>
+      </w:rPr>
+    </w:lvl>
+    <w:lvl w:ilvl="7">
+      <w:start w:val="1"/>
+      <w:numFmt w:val="bullet"/>
+      <w:lvlText w:val="◦"/>
+      <w:lvlJc w:val="start"/>
+      <w:pPr>
+        <w:tabs>
+          <w:tab w:val="num" w:pos="3240"/>
+        </w:tabs>
+        <w:ind w:start="3240" w:hanging="360"/>
+      </w:pPr>
+      <w:rPr>
+        <w:rFonts w:ascii="OpenSymbol" w:hAnsi="OpenSymbol" w:cs="OpenSymbol" w:hint="default"/>
+      </w:rPr>
+    </w:lvl>
+    <w:lvl w:ilvl="8">
+      <w:start w:val="1"/>
+      <w:numFmt w:val="bullet"/>
+      <w:lvlText w:val="▪"/>
+      <w:lvlJc w:val="start"/>
+      <w:pPr>
+        <w:tabs>
+          <w:tab w:val="num" w:pos="3600"/>
+        </w:tabs>
+        <w:ind w:start="3600" w:hanging="360"/>
+      </w:pPr>
+      <w:rPr>
+        <w:rFonts w:ascii="OpenSymbol" w:hAnsi="OpenSymbol" w:cs="OpenSymbol" w:hint="default"/>
+      </w:rPr>
+    </w:lvl>
+  </w:abstractNum>
+  <w:abstractNum w:abstractNumId="6">
+    <w:lvl w:ilvl="0">
+      <w:start w:val="1"/>
+      <w:numFmt w:val="bullet"/>
+      <w:lvlText w:val=""/>
+      <w:lvlJc w:val="start"/>
+      <w:pPr>
+        <w:tabs>
+          <w:tab w:val="num" w:pos="720"/>
+        </w:tabs>
+        <w:ind w:start="720" w:hanging="360"/>
+      </w:pPr>
+      <w:rPr>
+        <w:rFonts w:ascii="Symbol" w:hAnsi="Symbol" w:cs="Symbol" w:hint="default"/>
+      </w:rPr>
+    </w:lvl>
+    <w:lvl w:ilvl="1">
+      <w:start w:val="1"/>
+      <w:numFmt w:val="bullet"/>
+      <w:lvlText w:val="◦"/>
+      <w:lvlJc w:val="start"/>
+      <w:pPr>
+        <w:tabs>
+          <w:tab w:val="num" w:pos="1080"/>
+        </w:tabs>
+        <w:ind w:start="1080" w:hanging="360"/>
+      </w:pPr>
+      <w:rPr>
+        <w:rFonts w:ascii="OpenSymbol" w:hAnsi="OpenSymbol" w:cs="OpenSymbol" w:hint="default"/>
+      </w:rPr>
+    </w:lvl>
+    <w:lvl w:ilvl="2">
+      <w:start w:val="1"/>
+      <w:numFmt w:val="bullet"/>
+      <w:lvlText w:val="▪"/>
+      <w:lvlJc w:val="start"/>
+      <w:pPr>
+        <w:tabs>
+          <w:tab w:val="num" w:pos="1440"/>
+        </w:tabs>
+        <w:ind w:start="1440" w:hanging="360"/>
+      </w:pPr>
+      <w:rPr>
+        <w:rFonts w:ascii="OpenSymbol" w:hAnsi="OpenSymbol" w:cs="OpenSymbol" w:hint="default"/>
+      </w:rPr>
+    </w:lvl>
+    <w:lvl w:ilvl="3">
+      <w:start w:val="1"/>
+      <w:numFmt w:val="bullet"/>
+      <w:lvlText w:val=""/>
+      <w:lvlJc w:val="start"/>
+      <w:pPr>
+        <w:tabs>
+          <w:tab w:val="num" w:pos="1800"/>
+        </w:tabs>
+        <w:ind w:start="1800" w:hanging="360"/>
+      </w:pPr>
+      <w:rPr>
+        <w:rFonts w:ascii="Symbol" w:hAnsi="Symbol" w:cs="Symbol" w:hint="default"/>
+      </w:rPr>
+    </w:lvl>
+    <w:lvl w:ilvl="4">
+      <w:start w:val="1"/>
+      <w:numFmt w:val="bullet"/>
+      <w:lvlText w:val="◦"/>
+      <w:lvlJc w:val="start"/>
+      <w:pPr>
+        <w:tabs>
+          <w:tab w:val="num" w:pos="2160"/>
+        </w:tabs>
+        <w:ind w:start="2160" w:hanging="360"/>
+      </w:pPr>
+      <w:rPr>
+        <w:rFonts w:ascii="OpenSymbol" w:hAnsi="OpenSymbol" w:cs="OpenSymbol" w:hint="default"/>
+      </w:rPr>
+    </w:lvl>
+    <w:lvl w:ilvl="5">
+      <w:start w:val="1"/>
+      <w:numFmt w:val="bullet"/>
+      <w:lvlText w:val="▪"/>
+      <w:lvlJc w:val="start"/>
+      <w:pPr>
+        <w:tabs>
+          <w:tab w:val="num" w:pos="2520"/>
+        </w:tabs>
+        <w:ind w:start="2520" w:hanging="360"/>
+      </w:pPr>
+      <w:rPr>
+        <w:rFonts w:ascii="OpenSymbol" w:hAnsi="OpenSymbol" w:cs="OpenSymbol" w:hint="default"/>
+      </w:rPr>
+    </w:lvl>
+    <w:lvl w:ilvl="6">
+      <w:start w:val="1"/>
+      <w:numFmt w:val="bullet"/>
+      <w:lvlText w:val=""/>
+      <w:lvlJc w:val="start"/>
+      <w:pPr>
+        <w:tabs>
+          <w:tab w:val="num" w:pos="2880"/>
+        </w:tabs>
+        <w:ind w:start="2880" w:hanging="360"/>
+      </w:pPr>
+      <w:rPr>
+        <w:rFonts w:ascii="Symbol" w:hAnsi="Symbol" w:cs="Symbol" w:hint="default"/>
+      </w:rPr>
+    </w:lvl>
+    <w:lvl w:ilvl="7">
+      <w:start w:val="1"/>
+      <w:numFmt w:val="bullet"/>
+      <w:lvlText w:val="◦"/>
+      <w:lvlJc w:val="start"/>
+      <w:pPr>
+        <w:tabs>
+          <w:tab w:val="num" w:pos="3240"/>
+        </w:tabs>
+        <w:ind w:start="3240" w:hanging="360"/>
+      </w:pPr>
+      <w:rPr>
+        <w:rFonts w:ascii="OpenSymbol" w:hAnsi="OpenSymbol" w:cs="OpenSymbol" w:hint="default"/>
+      </w:rPr>
+    </w:lvl>
+    <w:lvl w:ilvl="8">
+      <w:start w:val="1"/>
+      <w:numFmt w:val="bullet"/>
+      <w:lvlText w:val="▪"/>
+      <w:lvlJc w:val="start"/>
+      <w:pPr>
+        <w:tabs>
+          <w:tab w:val="num" w:pos="3600"/>
+        </w:tabs>
+        <w:ind w:start="3600" w:hanging="360"/>
+      </w:pPr>
+      <w:rPr>
+        <w:rFonts w:ascii="OpenSymbol" w:hAnsi="OpenSymbol" w:cs="OpenSymbol" w:hint="default"/>
+      </w:rPr>
+    </w:lvl>
+  </w:abstractNum>
+  <w:abstractNum w:abstractNumId="7">
+    <w:lvl w:ilvl="0">
+      <w:start w:val="1"/>
+      <w:numFmt w:val="none"/>
+      <w:suff w:val="nothing"/>
+      <w:lvlText w:val=""/>
+      <w:lvlJc w:val="start"/>
+      <w:pPr>
+        <w:tabs>
+          <w:tab w:val="num" w:pos="0"/>
+        </w:tabs>
+        <w:ind w:start="0" w:hanging="0"/>
+      </w:pPr>
+    </w:lvl>
+    <w:lvl w:ilvl="1">
+      <w:start w:val="1"/>
+      <w:numFmt w:val="none"/>
+      <w:suff w:val="nothing"/>
+      <w:lvlText w:val=""/>
+      <w:lvlJc w:val="start"/>
+      <w:pPr>
+        <w:tabs>
+          <w:tab w:val="num" w:pos="0"/>
+        </w:tabs>
+        <w:ind w:start="0" w:hanging="0"/>
+      </w:pPr>
+    </w:lvl>
+    <w:lvl w:ilvl="2">
+      <w:start w:val="1"/>
+      <w:numFmt w:val="none"/>
+      <w:suff w:val="nothing"/>
+      <w:lvlText w:val=""/>
+      <w:lvlJc w:val="start"/>
+      <w:pPr>
+        <w:tabs>
+          <w:tab w:val="num" w:pos="0"/>
+        </w:tabs>
+        <w:ind w:start="0" w:hanging="0"/>
+      </w:pPr>
+    </w:lvl>
+    <w:lvl w:ilvl="3">
+      <w:start w:val="1"/>
+      <w:numFmt w:val="none"/>
+      <w:suff w:val="nothing"/>
+      <w:lvlText w:val=""/>
+      <w:lvlJc w:val="start"/>
+      <w:pPr>
+        <w:tabs>
+          <w:tab w:val="num" w:pos="0"/>
+        </w:tabs>
+        <w:ind w:start="0" w:hanging="0"/>
+      </w:pPr>
+    </w:lvl>
+    <w:lvl w:ilvl="4">
+      <w:start w:val="1"/>
+      <w:numFmt w:val="none"/>
+      <w:suff w:val="nothing"/>
+      <w:lvlText w:val=""/>
+      <w:lvlJc w:val="start"/>
+      <w:pPr>
+        <w:tabs>
+          <w:tab w:val="num" w:pos="0"/>
+        </w:tabs>
+        <w:ind w:start="0" w:hanging="0"/>
+      </w:pPr>
+    </w:lvl>
+    <w:lvl w:ilvl="5">
+      <w:start w:val="1"/>
+      <w:numFmt w:val="none"/>
+      <w:suff w:val="nothing"/>
+      <w:lvlText w:val=""/>
+      <w:lvlJc w:val="start"/>
+      <w:pPr>
+        <w:tabs>
+          <w:tab w:val="num" w:pos="0"/>
+        </w:tabs>
+        <w:ind w:start="0" w:hanging="0"/>
+      </w:pPr>
+    </w:lvl>
+    <w:lvl w:ilvl="6">
+      <w:start w:val="1"/>
+      <w:numFmt w:val="none"/>
+      <w:suff w:val="nothing"/>
+      <w:lvlText w:val=""/>
+      <w:lvlJc w:val="start"/>
+      <w:pPr>
+        <w:tabs>
+          <w:tab w:val="num" w:pos="0"/>
+        </w:tabs>
+        <w:ind w:start="0" w:hanging="0"/>
+      </w:pPr>
+    </w:lvl>
+    <w:lvl w:ilvl="7">
+      <w:start w:val="1"/>
+      <w:numFmt w:val="none"/>
+      <w:suff w:val="nothing"/>
+      <w:lvlText w:val=""/>
+      <w:lvlJc w:val="start"/>
+      <w:pPr>
+        <w:tabs>
+          <w:tab w:val="num" w:pos="0"/>
+        </w:tabs>
+        <w:ind w:start="0" w:hanging="0"/>
+      </w:pPr>
+    </w:lvl>
+    <w:lvl w:ilvl="8">
+      <w:start w:val="1"/>
+      <w:numFmt w:val="none"/>
+      <w:suff w:val="nothing"/>
+      <w:lvlText w:val=""/>
+      <w:lvlJc w:val="start"/>
+      <w:pPr>
+        <w:tabs>
+          <w:tab w:val="num" w:pos="0"/>
+        </w:tabs>
+        <w:ind w:start="0" w:hanging="0"/>
+      </w:pPr>
+    </w:lvl>
+  </w:abstractNum>
   <w:num w:numId="1">
     <w:abstractNumId w:val="1"/>
   </w:num>
   <w:num w:numId="2">
     <w:abstractNumId w:val="2"/>
+  </w:num>
+  <w:num w:numId="3">
+    <w:abstractNumId w:val="3"/>
+  </w:num>
+  <w:num w:numId="4">
+    <w:abstractNumId w:val="4"/>
+  </w:num>
+  <w:num w:numId="5">
+    <w:abstractNumId w:val="5"/>
+  </w:num>
+  <w:num w:numId="6">
+    <w:abstractNumId w:val="6"/>
+  </w:num>
+  <w:num w:numId="7">
+    <w:abstractNumId w:val="7"/>
   </w:num>
 </w:numbering>
 </file>
@@ -6497,9 +7486,8 @@
     <w:qFormat/>
     <w:pPr>
       <w:widowControl/>
-      <w:kinsoku w:val="true"/>
-      <w:overflowPunct w:val="true"/>
-      <w:autoSpaceDE w:val="true"/>
+      <w:suppressAutoHyphens w:val="true"/>
+      <w:overflowPunct w:val="false"/>
       <w:bidi w:val="0"/>
       <w:spacing w:lineRule="auto" w:line="278" w:before="0" w:after="160"/>
       <w:jc w:val="start"/>
@@ -6926,6 +7914,13 @@
       <w:vertAlign w:val="superscript"/>
     </w:rPr>
   </w:style>
+  <w:style w:type="character" w:styleId="Style5">
+    <w:name w:val="Символ сноски"/>
+    <w:qFormat/>
+    <w:rPr>
+      <w:vertAlign w:val="superscript"/>
+    </w:rPr>
+  </w:style>
   <w:style w:type="character" w:styleId="FootnoteReference">
     <w:name w:val="footnote reference"/>
     <w:rPr>
@@ -6942,6 +7937,13 @@
   </w:style>
   <w:style w:type="character" w:styleId="EndnoteCharacters">
     <w:name w:val="Endnote Characters"/>
+    <w:qFormat/>
+    <w:rPr>
+      <w:vertAlign w:val="superscript"/>
+    </w:rPr>
+  </w:style>
+  <w:style w:type="character" w:styleId="Style6">
+    <w:name w:val="Символ концевой сноски"/>
     <w:qFormat/>
     <w:rPr>
       <w:vertAlign w:val="superscript"/>
@@ -7096,7 +8098,7 @@
       <w:szCs w:val="16"/>
     </w:rPr>
   </w:style>
-  <w:style w:type="character" w:styleId="Style5">
+  <w:style w:type="character" w:styleId="Style7">
     <w:name w:val="Текст примечания Знак"/>
     <w:basedOn w:val="DefaultParagraphFont"/>
     <w:qFormat/>
@@ -7106,9 +8108,9 @@
       <w:szCs w:val="20"/>
     </w:rPr>
   </w:style>
-  <w:style w:type="character" w:styleId="Style6">
+  <w:style w:type="character" w:styleId="Style8">
     <w:name w:val="Тема примечания Знак"/>
-    <w:basedOn w:val="Style5"/>
+    <w:basedOn w:val="Style7"/>
     <w:qFormat/>
     <w:rPr>
       <w:rFonts w:ascii="Times New Roman" w:hAnsi="Times New Roman" w:cs="Times New Roman"/>
@@ -7118,9 +8120,9 @@
       <w:szCs w:val="20"/>
     </w:rPr>
   </w:style>
-  <w:style w:type="character" w:styleId="Style7">
+  <w:style w:type="character" w:styleId="Style9">
     <w:name w:val="ВКР_Шрифт_Размер_Отступ Знак"/>
-    <w:link w:val="Style12"/>
+    <w:link w:val="Style21"/>
     <w:qFormat/>
     <w:rPr>
       <w:rFonts w:ascii="Times New Roman" w:hAnsi="Times New Roman" w:eastAsia="Calibri" w:cs="Times New Roman"/>
@@ -7182,8 +8184,8 @@
       <w:szCs w:val="20"/>
     </w:rPr>
   </w:style>
-  <w:style w:type="character" w:styleId="IndexLink">
-    <w:name w:val="Index Link"/>
+  <w:style w:type="character" w:styleId="Style10">
+    <w:name w:val="Ссылка указателя"/>
     <w:qFormat/>
     <w:rPr/>
   </w:style>
@@ -7194,22 +8196,21 @@
       <w:rFonts w:ascii="OpenSymbol" w:hAnsi="OpenSymbol" w:eastAsia="OpenSymbol" w:cs="OpenSymbol"/>
     </w:rPr>
   </w:style>
-  <w:style w:type="character" w:styleId="SourceText">
-    <w:name w:val="Source Text"/>
+  <w:style w:type="character" w:styleId="Style11">
+    <w:name w:val="Исходный текст"/>
     <w:qFormat/>
     <w:rPr>
       <w:rFonts w:ascii="Liberation Mono" w:hAnsi="Liberation Mono" w:eastAsia="Liberation Mono" w:cs="Liberation Mono"/>
     </w:rPr>
   </w:style>
-  <w:style w:type="character" w:styleId="NumberingSymbols">
-    <w:name w:val="Numbering Symbols"/>
+  <w:style w:type="character" w:styleId="Style12">
+    <w:name w:val="Символ нумерации"/>
     <w:qFormat/>
     <w:rPr/>
   </w:style>
   <w:style w:type="character" w:styleId="3">
     <w:name w:val="Заголовок 3 Знак"/>
     <w:basedOn w:val="DefaultParagraphFont"/>
-    <w:link w:val="Heading3"/>
     <w:qFormat/>
     <w:rPr>
       <w:rFonts w:ascii="Times New Roman" w:hAnsi="Times New Roman" w:eastAsia="Aptos" w:cs="Times New Roman"/>
@@ -7221,7 +8222,6 @@
   <w:style w:type="character" w:styleId="1">
     <w:name w:val="Заголовок 1 Знак"/>
     <w:basedOn w:val="DefaultParagraphFont"/>
-    <w:link w:val="Heading1"/>
     <w:qFormat/>
     <w:rPr>
       <w:rFonts w:ascii="Aptos Display" w:hAnsi="Aptos Display" w:eastAsia="Aptos" w:cs="Times New Roman"/>
@@ -7233,7 +8233,6 @@
   <w:style w:type="character" w:styleId="2">
     <w:name w:val="Заголовок 2 Знак"/>
     <w:basedOn w:val="DefaultParagraphFont"/>
-    <w:link w:val="Heading2"/>
     <w:qFormat/>
     <w:rPr>
       <w:rFonts w:ascii="Times New Roman" w:hAnsi="Times New Roman" w:eastAsia="Aptos" w:cs="Times New Roman"/>
@@ -7244,7 +8243,6 @@
   <w:style w:type="character" w:styleId="4">
     <w:name w:val="Заголовок 4 Знак"/>
     <w:basedOn w:val="DefaultParagraphFont"/>
-    <w:link w:val="Heading4"/>
     <w:qFormat/>
     <w:rPr>
       <w:rFonts w:eastAsia="Aptos" w:cs="Times New Roman"/>
@@ -7256,7 +8254,6 @@
   <w:style w:type="character" w:styleId="5">
     <w:name w:val="Заголовок 5 Знак"/>
     <w:basedOn w:val="DefaultParagraphFont"/>
-    <w:link w:val="Heading5"/>
     <w:qFormat/>
     <w:rPr>
       <w:rFonts w:eastAsia="Aptos" w:cs="Times New Roman"/>
@@ -7266,7 +8263,6 @@
   <w:style w:type="character" w:styleId="6">
     <w:name w:val="Заголовок 6 Знак"/>
     <w:basedOn w:val="DefaultParagraphFont"/>
-    <w:link w:val="Heading6"/>
     <w:qFormat/>
     <w:rPr>
       <w:rFonts w:eastAsia="Aptos" w:cs="Times New Roman"/>
@@ -7278,7 +8274,6 @@
   <w:style w:type="character" w:styleId="7">
     <w:name w:val="Заголовок 7 Знак"/>
     <w:basedOn w:val="DefaultParagraphFont"/>
-    <w:link w:val="Heading7"/>
     <w:qFormat/>
     <w:rPr>
       <w:rFonts w:eastAsia="Aptos" w:cs="Times New Roman"/>
@@ -7288,7 +8283,6 @@
   <w:style w:type="character" w:styleId="8">
     <w:name w:val="Заголовок 8 Знак"/>
     <w:basedOn w:val="DefaultParagraphFont"/>
-    <w:link w:val="Heading8"/>
     <w:qFormat/>
     <w:rPr>
       <w:rFonts w:eastAsia="Aptos" w:cs="Times New Roman"/>
@@ -7300,17 +8294,15 @@
   <w:style w:type="character" w:styleId="9">
     <w:name w:val="Заголовок 9 Знак"/>
     <w:basedOn w:val="DefaultParagraphFont"/>
-    <w:link w:val="Heading9"/>
     <w:qFormat/>
     <w:rPr>
       <w:rFonts w:eastAsia="Aptos" w:cs="Times New Roman"/>
       <w:color w:themeColor="dark1" w:themeTint="d8" w:val="272727"/>
     </w:rPr>
   </w:style>
-  <w:style w:type="character" w:styleId="Style8">
+  <w:style w:type="character" w:styleId="Style13">
     <w:name w:val="Заголовок Знак"/>
     <w:basedOn w:val="DefaultParagraphFont"/>
-    <w:link w:val="Title"/>
     <w:qFormat/>
     <w:rPr>
       <w:rFonts w:ascii="Aptos Display" w:hAnsi="Aptos Display" w:eastAsia="Aptos" w:cs="Times New Roman"/>
@@ -7320,10 +8312,9 @@
       <w:szCs w:val="56"/>
     </w:rPr>
   </w:style>
-  <w:style w:type="character" w:styleId="Style9">
+  <w:style w:type="character" w:styleId="Style14">
     <w:name w:val="Подзаголовок Знак"/>
     <w:basedOn w:val="DefaultParagraphFont"/>
-    <w:link w:val="Subtitle"/>
     <w:qFormat/>
     <w:rPr>
       <w:rFonts w:eastAsia="Aptos" w:cs="Times New Roman"/>
@@ -7344,7 +8335,7 @@
       <w:color w:themeColor="dark1" w:themeTint="bf" w:val="404040"/>
     </w:rPr>
   </w:style>
-  <w:style w:type="character" w:styleId="Style10">
+  <w:style w:type="character" w:styleId="Style15">
     <w:name w:val="Выделенная цитата Знак"/>
     <w:basedOn w:val="DefaultParagraphFont"/>
     <w:link w:val="IntenseQuote"/>
@@ -7355,10 +8346,9 @@
       <w:color w:themeColor="accent1" w:themeShade="bf" w:val="0F4761"/>
     </w:rPr>
   </w:style>
-  <w:style w:type="character" w:styleId="Style11">
+  <w:style w:type="character" w:styleId="Style16">
     <w:name w:val="Нижний колонтитул Знак"/>
     <w:basedOn w:val="DefaultParagraphFont"/>
-    <w:link w:val="Footer"/>
     <w:qFormat/>
     <w:rPr/>
   </w:style>
@@ -7372,8 +8362,15 @@
       <w:szCs w:val="20"/>
     </w:rPr>
   </w:style>
-  <w:style w:type="paragraph" w:styleId="Heading">
-    <w:name w:val="Heading"/>
+  <w:style w:type="character" w:styleId="Style17">
+    <w:name w:val="Маркеры"/>
+    <w:qFormat/>
+    <w:rPr>
+      <w:rFonts w:ascii="OpenSymbol" w:hAnsi="OpenSymbol" w:eastAsia="OpenSymbol" w:cs="OpenSymbol"/>
+    </w:rPr>
+  </w:style>
+  <w:style w:type="paragraph" w:styleId="Style18">
+    <w:name w:val="Заголовок"/>
     <w:basedOn w:val="Normal"/>
     <w:next w:val="BodyText"/>
     <w:qFormat/>
@@ -7419,8 +8416,8 @@
       <w:szCs w:val="24"/>
     </w:rPr>
   </w:style>
-  <w:style w:type="paragraph" w:styleId="Index">
-    <w:name w:val="Index"/>
+  <w:style w:type="paragraph" w:styleId="Style19">
+    <w:name w:val="Указатель"/>
     <w:basedOn w:val="Normal"/>
     <w:qFormat/>
     <w:pPr>
@@ -7434,7 +8431,7 @@
     <w:name w:val="Title"/>
     <w:basedOn w:val="Normal"/>
     <w:next w:val="Normal"/>
-    <w:link w:val="Style8"/>
+    <w:link w:val="Style13"/>
     <w:qFormat/>
     <w:pPr>
       <w:spacing w:lineRule="auto" w:line="240" w:before="0" w:after="80"/>
@@ -7468,7 +8465,7 @@
     <w:name w:val="Intense Quote"/>
     <w:basedOn w:val="Normal"/>
     <w:next w:val="Normal"/>
-    <w:link w:val="Style10"/>
+    <w:link w:val="Style15"/>
     <w:qFormat/>
     <w:pPr>
       <w:pBdr>
@@ -7490,9 +8487,8 @@
     <w:link w:val="FootnoteTextChar"/>
     <w:pPr>
       <w:widowControl/>
-      <w:kinsoku w:val="true"/>
-      <w:overflowPunct w:val="true"/>
-      <w:autoSpaceDE w:val="true"/>
+      <w:suppressAutoHyphens w:val="true"/>
+      <w:overflowPunct w:val="false"/>
       <w:bidi w:val="0"/>
       <w:spacing w:lineRule="auto" w:line="240" w:before="0" w:after="0"/>
       <w:ind w:firstLine="709"/>
@@ -7512,9 +8508,8 @@
     <w:link w:val="EndnoteTextChar"/>
     <w:pPr>
       <w:widowControl/>
-      <w:kinsoku w:val="true"/>
-      <w:overflowPunct w:val="true"/>
-      <w:autoSpaceDE w:val="true"/>
+      <w:suppressAutoHyphens w:val="true"/>
+      <w:overflowPunct w:val="false"/>
       <w:bidi w:val="0"/>
       <w:spacing w:lineRule="auto" w:line="240" w:before="0" w:after="0"/>
       <w:ind w:firstLine="709"/>
@@ -7535,16 +8530,15 @@
     <w:qFormat/>
     <w:pPr>
       <w:widowControl/>
-      <w:kinsoku w:val="true"/>
-      <w:overflowPunct w:val="true"/>
-      <w:autoSpaceDE w:val="true"/>
+      <w:suppressAutoHyphens w:val="true"/>
+      <w:overflowPunct w:val="false"/>
       <w:bidi w:val="0"/>
       <w:spacing w:lineRule="auto" w:line="240" w:before="0" w:after="0"/>
       <w:ind w:firstLine="709"/>
       <w:jc w:val="both"/>
     </w:pPr>
     <w:rPr>
-      <w:rFonts w:ascii="Courier New" w:hAnsi="Courier New" w:cs="Courier New" w:eastAsia="Aptos"/>
+      <w:rFonts w:ascii="Courier New" w:hAnsi="Courier New" w:eastAsia="Aptos" w:cs="Courier New"/>
       <w:color w:val="auto"/>
       <w:kern w:val="2"/>
       <w:sz w:val="21"/>
@@ -7563,8 +8557,8 @@
     </w:pPr>
     <w:rPr/>
   </w:style>
-  <w:style w:type="paragraph" w:styleId="HeaderandFooter">
-    <w:name w:val="Header and Footer"/>
+  <w:style w:type="paragraph" w:styleId="Style20">
+    <w:name w:val="Колонтитулы"/>
     <w:basedOn w:val="Normal"/>
     <w:qFormat/>
     <w:pPr/>
@@ -7587,7 +8581,7 @@
   <w:style w:type="paragraph" w:styleId="Footer">
     <w:name w:val="footer"/>
     <w:basedOn w:val="Normal"/>
-    <w:link w:val="Style11"/>
+    <w:link w:val="Style16"/>
     <w:pPr>
       <w:tabs>
         <w:tab w:val="clear" w:pos="708"/>
@@ -7615,7 +8609,7 @@
   </w:style>
   <w:style w:type="paragraph" w:styleId="IndexHeading">
     <w:name w:val="index heading"/>
-    <w:basedOn w:val="Heading"/>
+    <w:basedOn w:val="Style18"/>
     <w:pPr/>
     <w:rPr/>
   </w:style>
@@ -7676,17 +8670,17 @@
       <w:bCs/>
     </w:rPr>
   </w:style>
-  <w:style w:type="paragraph" w:styleId="Style12">
+  <w:style w:type="paragraph" w:styleId="Style21">
     <w:name w:val="ВКР_Шрифт_Размер_Отступ"/>
     <w:basedOn w:val="Normal"/>
-    <w:link w:val="Style7"/>
+    <w:link w:val="Style9"/>
     <w:qFormat/>
     <w:pPr/>
     <w:rPr>
       <w:rFonts w:eastAsia="Calibri"/>
     </w:rPr>
   </w:style>
-  <w:style w:type="paragraph" w:styleId="Style13">
+  <w:style w:type="paragraph" w:styleId="Style22">
     <w:name w:val="Литература"/>
     <w:basedOn w:val="Normal"/>
     <w:qFormat/>
@@ -7731,9 +8725,8 @@
     <w:qFormat/>
     <w:pPr>
       <w:widowControl/>
-      <w:kinsoku w:val="true"/>
-      <w:overflowPunct w:val="true"/>
-      <w:autoSpaceDE w:val="true"/>
+      <w:suppressAutoHyphens w:val="true"/>
+      <w:overflowPunct w:val="false"/>
       <w:bidi w:val="0"/>
       <w:spacing w:lineRule="auto" w:line="240" w:before="0" w:after="0"/>
       <w:ind w:firstLine="709"/>
@@ -7752,7 +8745,7 @@
     <w:name w:val="Subtitle"/>
     <w:basedOn w:val="Normal"/>
     <w:next w:val="Normal"/>
-    <w:link w:val="Style9"/>
+    <w:link w:val="Style14"/>
     <w:qFormat/>
     <w:pPr/>
     <w:rPr>
@@ -7763,8 +8756,8 @@
       <w:szCs w:val="28"/>
     </w:rPr>
   </w:style>
-  <w:style w:type="paragraph" w:styleId="TableContents">
-    <w:name w:val="Table Contents"/>
+  <w:style w:type="paragraph" w:styleId="Style23">
+    <w:name w:val="Содержимое таблицы"/>
     <w:basedOn w:val="Normal"/>
     <w:qFormat/>
     <w:pPr>
@@ -7773,8 +8766,8 @@
     </w:pPr>
     <w:rPr/>
   </w:style>
-  <w:style w:type="paragraph" w:styleId="HorizontalLine">
-    <w:name w:val="Horizontal Line"/>
+  <w:style w:type="paragraph" w:styleId="Style24">
+    <w:name w:val="Горизонтальная линия"/>
     <w:basedOn w:val="Normal"/>
     <w:next w:val="BodyText"/>
     <w:qFormat/>
@@ -7790,8 +8783,8 @@
       <w:szCs w:val="12"/>
     </w:rPr>
   </w:style>
-  <w:style w:type="paragraph" w:styleId="PreformattedText">
-    <w:name w:val="Preformatted Text"/>
+  <w:style w:type="paragraph" w:styleId="Style25">
+    <w:name w:val="Текст в заданном формате"/>
     <w:basedOn w:val="Normal"/>
     <w:qFormat/>
     <w:pPr>
@@ -7803,9 +8796,9 @@
       <w:szCs w:val="20"/>
     </w:rPr>
   </w:style>
-  <w:style w:type="paragraph" w:styleId="TableHeading">
-    <w:name w:val="Table Heading"/>
-    <w:basedOn w:val="TableContents"/>
+  <w:style w:type="paragraph" w:styleId="Style26">
+    <w:name w:val="Заголовок таблицы"/>
+    <w:basedOn w:val="Style23"/>
     <w:qFormat/>
     <w:pPr>
       <w:suppressLineNumbers/>
@@ -7816,8 +8809,8 @@
       <w:bCs/>
     </w:rPr>
   </w:style>
-  <w:style w:type="numbering" w:styleId="NoList">
-    <w:name w:val="No List"/>
+  <w:style w:type="numbering" w:styleId="Style27">
+    <w:name w:val="Без списка"/>
     <w:qFormat/>
   </w:style>
 </w:styles>
